--- a/3-ARNYEK.docx
+++ b/3-ARNYEK.docx
@@ -39,7 +39,25 @@
           <w:sz w:val="20"/>
           <w:szCs w:val="20"/>
         </w:rPr>
-        <w:t>A kávéfőző fáradtan sercegett a friss adag lefőzése után. Odakinn még szürkés volt az ég, a házak mögött felsejlettek az első napsugarak. Balázs fáradt arccal ült a bögréje felett, amiben akkor még csak két kockacukor árválkodott. A naptárat görgette a telefonján, miközben egykedvűen próbálta megtervezni a napot. Nem volt kedve a vasárnapi munkához. Egy üzenet villant fel a kijelző tetején, Ádám nevével.</w:t>
+        <w:t xml:space="preserve">A kávéfőző fáradtan sercegett a friss adag lefőzése után. Odakinn még szürkés volt az ég, a házak mögött felsejlettek az első napsugarak. Balázs fáradt arccal ült a bögréje felett, amiben akkor még csak két kockacukor árválkodott. A </w:t>
+      </w:r>
+      <w:proofErr w:type="spellStart"/>
+      <w:r>
+        <w:rPr>
+          <w:rFonts w:ascii="Palatino Linotype" w:hAnsi="Palatino Linotype" w:cs="Times New Roman"/>
+          <w:sz w:val="20"/>
+          <w:szCs w:val="20"/>
+        </w:rPr>
+        <w:t>naptárat</w:t>
+      </w:r>
+      <w:proofErr w:type="spellEnd"/>
+      <w:r>
+        <w:rPr>
+          <w:rFonts w:ascii="Palatino Linotype" w:hAnsi="Palatino Linotype" w:cs="Times New Roman"/>
+          <w:sz w:val="20"/>
+          <w:szCs w:val="20"/>
+        </w:rPr>
+        <w:t xml:space="preserve"> görgette a telefonján, miközben egykedvűen próbálta megtervezni a napot. Nem volt kedve a vasárnapi munkához. Egy üzenet villant fel a kijelző tetején, Ádám nevével.</w:t>
       </w:r>
     </w:p>
     <w:p>
@@ -309,7 +327,25 @@
           <w:sz w:val="20"/>
           <w:szCs w:val="20"/>
         </w:rPr>
-        <w:t xml:space="preserve"> Hé… </w:t>
+        <w:t xml:space="preserve"> </w:t>
+      </w:r>
+      <w:proofErr w:type="gramStart"/>
+      <w:r>
+        <w:rPr>
+          <w:rFonts w:ascii="Palatino Linotype" w:hAnsi="Palatino Linotype" w:cs="Times New Roman"/>
+          <w:sz w:val="20"/>
+          <w:szCs w:val="20"/>
+        </w:rPr>
+        <w:t>Hé</w:t>
+      </w:r>
+      <w:proofErr w:type="gramEnd"/>
+      <w:r>
+        <w:rPr>
+          <w:rFonts w:ascii="Palatino Linotype" w:hAnsi="Palatino Linotype" w:cs="Times New Roman"/>
+          <w:sz w:val="20"/>
+          <w:szCs w:val="20"/>
+        </w:rPr>
+        <w:t xml:space="preserve">… </w:t>
       </w:r>
       <w:r>
         <w:rPr>
@@ -1248,7 +1284,16 @@
           <w:sz w:val="20"/>
           <w:szCs w:val="20"/>
         </w:rPr>
-        <w:t>Éjszakázás, rohangálás, állandó bizonytalansá</w:t>
+        <w:t xml:space="preserve">Éjszakázás, rohangálás, állandó </w:t>
+      </w:r>
+      <w:proofErr w:type="gramStart"/>
+      <w:r>
+        <w:rPr>
+          <w:rFonts w:ascii="Palatino Linotype" w:hAnsi="Palatino Linotype" w:cs="Times New Roman"/>
+          <w:sz w:val="20"/>
+          <w:szCs w:val="20"/>
+        </w:rPr>
+        <w:t>bizonytalansá</w:t>
       </w:r>
       <w:r>
         <w:rPr>
@@ -1264,7 +1309,16 @@
           <w:sz w:val="20"/>
           <w:szCs w:val="20"/>
         </w:rPr>
-        <w:t xml:space="preserve"> minden héten ugyanazokat a pofákat győzködni.</w:t>
+        <w:t xml:space="preserve"> minden</w:t>
+      </w:r>
+      <w:proofErr w:type="gramEnd"/>
+      <w:r>
+        <w:rPr>
+          <w:rFonts w:ascii="Palatino Linotype" w:hAnsi="Palatino Linotype" w:cs="Times New Roman"/>
+          <w:sz w:val="20"/>
+          <w:szCs w:val="20"/>
+        </w:rPr>
+        <w:t xml:space="preserve"> héten ugyanazokat a pofákat győzködni.</w:t>
       </w:r>
       <w:r>
         <w:rPr>
@@ -1330,7 +1384,25 @@
           <w:sz w:val="20"/>
           <w:szCs w:val="20"/>
         </w:rPr>
-        <w:t xml:space="preserve"> Kivéve azt a pár Tesla flottás hülyegyereket, akik a zsebpénzükkel szórakoznak. </w:t>
+        <w:t xml:space="preserve"> Kivéve azt a pár Tesla flottás </w:t>
+      </w:r>
+      <w:proofErr w:type="spellStart"/>
+      <w:r>
+        <w:rPr>
+          <w:rFonts w:ascii="Palatino Linotype" w:hAnsi="Palatino Linotype" w:cs="Times New Roman"/>
+          <w:sz w:val="20"/>
+          <w:szCs w:val="20"/>
+        </w:rPr>
+        <w:t>hülyegyereket</w:t>
+      </w:r>
+      <w:proofErr w:type="spellEnd"/>
+      <w:r>
+        <w:rPr>
+          <w:rFonts w:ascii="Palatino Linotype" w:hAnsi="Palatino Linotype" w:cs="Times New Roman"/>
+          <w:sz w:val="20"/>
+          <w:szCs w:val="20"/>
+        </w:rPr>
+        <w:t xml:space="preserve">, akik a zsebpénzükkel szórakoznak. </w:t>
       </w:r>
       <w:r>
         <w:rPr>
@@ -1391,33 +1463,69 @@
           <w:sz w:val="20"/>
           <w:szCs w:val="20"/>
         </w:rPr>
-        <w:t xml:space="preserve"> Jaj, a szőke meg a kopasz majom… Láttad azt a Gucci tollat a múltkor?!</w:t>
-      </w:r>
-    </w:p>
-    <w:p>
-      <w:pPr>
-        <w:jc w:val="both"/>
-        <w:rPr>
-          <w:rFonts w:ascii="Palatino Linotype" w:hAnsi="Palatino Linotype" w:cs="Times New Roman"/>
-          <w:sz w:val="20"/>
-          <w:szCs w:val="20"/>
-        </w:rPr>
-      </w:pPr>
-      <w:r>
-        <w:rPr>
-          <w:rFonts w:ascii="Palatino Linotype" w:hAnsi="Palatino Linotype" w:cs="Times New Roman"/>
-          <w:sz w:val="20"/>
-          <w:szCs w:val="20"/>
-        </w:rPr>
-        <w:t>–</w:t>
-      </w:r>
-      <w:r>
-        <w:rPr>
-          <w:rFonts w:ascii="Palatino Linotype" w:hAnsi="Palatino Linotype" w:cs="Times New Roman"/>
-          <w:sz w:val="20"/>
-          <w:szCs w:val="20"/>
-        </w:rPr>
-        <w:t xml:space="preserve"> Dzsóéknál? </w:t>
+        <w:t xml:space="preserve"> Jaj, a szőke meg a kopasz majom… Láttad azt a </w:t>
+      </w:r>
+      <w:proofErr w:type="spellStart"/>
+      <w:r>
+        <w:rPr>
+          <w:rFonts w:ascii="Palatino Linotype" w:hAnsi="Palatino Linotype" w:cs="Times New Roman"/>
+          <w:sz w:val="20"/>
+          <w:szCs w:val="20"/>
+        </w:rPr>
+        <w:t>Gucci</w:t>
+      </w:r>
+      <w:proofErr w:type="spellEnd"/>
+      <w:r>
+        <w:rPr>
+          <w:rFonts w:ascii="Palatino Linotype" w:hAnsi="Palatino Linotype" w:cs="Times New Roman"/>
+          <w:sz w:val="20"/>
+          <w:szCs w:val="20"/>
+        </w:rPr>
+        <w:t xml:space="preserve"> tollat a múltkor?!</w:t>
+      </w:r>
+    </w:p>
+    <w:p>
+      <w:pPr>
+        <w:jc w:val="both"/>
+        <w:rPr>
+          <w:rFonts w:ascii="Palatino Linotype" w:hAnsi="Palatino Linotype" w:cs="Times New Roman"/>
+          <w:sz w:val="20"/>
+          <w:szCs w:val="20"/>
+        </w:rPr>
+      </w:pPr>
+      <w:r>
+        <w:rPr>
+          <w:rFonts w:ascii="Palatino Linotype" w:hAnsi="Palatino Linotype" w:cs="Times New Roman"/>
+          <w:sz w:val="20"/>
+          <w:szCs w:val="20"/>
+        </w:rPr>
+        <w:t>–</w:t>
+      </w:r>
+      <w:r>
+        <w:rPr>
+          <w:rFonts w:ascii="Palatino Linotype" w:hAnsi="Palatino Linotype" w:cs="Times New Roman"/>
+          <w:sz w:val="20"/>
+          <w:szCs w:val="20"/>
+        </w:rPr>
+        <w:t xml:space="preserve"> </w:t>
+      </w:r>
+      <w:proofErr w:type="spellStart"/>
+      <w:r>
+        <w:rPr>
+          <w:rFonts w:ascii="Palatino Linotype" w:hAnsi="Palatino Linotype" w:cs="Times New Roman"/>
+          <w:sz w:val="20"/>
+          <w:szCs w:val="20"/>
+        </w:rPr>
+        <w:t>Dzsóéknál</w:t>
+      </w:r>
+      <w:proofErr w:type="spellEnd"/>
+      <w:r>
+        <w:rPr>
+          <w:rFonts w:ascii="Palatino Linotype" w:hAnsi="Palatino Linotype" w:cs="Times New Roman"/>
+          <w:sz w:val="20"/>
+          <w:szCs w:val="20"/>
+        </w:rPr>
+        <w:t xml:space="preserve">? </w:t>
       </w:r>
       <w:r>
         <w:rPr>
@@ -1986,7 +2094,25 @@
           <w:sz w:val="20"/>
           <w:szCs w:val="20"/>
         </w:rPr>
-        <w:t xml:space="preserve"> Minél mélyebbre merült ebben a mocsárban, annál több részlet tárult lelki szemei elé, ami csak még inkább kétségbeejtette. A gondolatai nem bírták el az aláfestést. Levette a fejéről a fülhallgatót. </w:t>
+        <w:t xml:space="preserve"> Minél mélyebbre merült ebben a mocsárban, annál több részlet tárult lelki szemei elé, ami csak még inkább </w:t>
+      </w:r>
+      <w:proofErr w:type="spellStart"/>
+      <w:r>
+        <w:rPr>
+          <w:rFonts w:ascii="Palatino Linotype" w:hAnsi="Palatino Linotype" w:cs="Times New Roman"/>
+          <w:sz w:val="20"/>
+          <w:szCs w:val="20"/>
+        </w:rPr>
+        <w:t>kétségbeejtette</w:t>
+      </w:r>
+      <w:proofErr w:type="spellEnd"/>
+      <w:r>
+        <w:rPr>
+          <w:rFonts w:ascii="Palatino Linotype" w:hAnsi="Palatino Linotype" w:cs="Times New Roman"/>
+          <w:sz w:val="20"/>
+          <w:szCs w:val="20"/>
+        </w:rPr>
+        <w:t xml:space="preserve">. A gondolatai nem bírták el az aláfestést. Levette a fejéről a fülhallgatót. </w:t>
       </w:r>
     </w:p>
     <w:p>
@@ -2013,7 +2139,25 @@
           <w:sz w:val="20"/>
           <w:szCs w:val="20"/>
         </w:rPr>
-        <w:t>, őt ez csak mégjobban nyugtalanította</w:t>
+        <w:t xml:space="preserve">, őt ez csak </w:t>
+      </w:r>
+      <w:proofErr w:type="spellStart"/>
+      <w:r>
+        <w:rPr>
+          <w:rFonts w:ascii="Palatino Linotype" w:hAnsi="Palatino Linotype" w:cs="Times New Roman"/>
+          <w:sz w:val="20"/>
+          <w:szCs w:val="20"/>
+        </w:rPr>
+        <w:t>mégjobban</w:t>
+      </w:r>
+      <w:proofErr w:type="spellEnd"/>
+      <w:r>
+        <w:rPr>
+          <w:rFonts w:ascii="Palatino Linotype" w:hAnsi="Palatino Linotype" w:cs="Times New Roman"/>
+          <w:sz w:val="20"/>
+          <w:szCs w:val="20"/>
+        </w:rPr>
+        <w:t xml:space="preserve"> nyugtalanította</w:t>
       </w:r>
       <w:r>
         <w:rPr>
@@ -2051,116 +2195,10 @@
           <w:sz w:val="20"/>
           <w:szCs w:val="20"/>
         </w:rPr>
-        <w:t>Annyi mindennel kellene foglalkozni és semmire sincs idő. Mi van, ha nem leszünk kész? Hogyan fogom visszafizetni a hitelt? Mi van, ha nem akarja senki finanszírozni majd az ötletünket? Mi van, ha túl későn derül ki, hogy amit kitaláltam, az nem működik? Ha egyáltalán nem kivitelezhető? Mi van, ha Balázsnak elege lesz és inkább keres magának egy fix, alkalmazotti melót? Már most is úgy néz ki, mint akinek elege van… Mi van, ha majd az üzlet fogja tönkretenni a barátságunkat? Nem, ne gondolkodj ilyeneken. Most haladni kell. Előre nézz, a következő lépcsőfokra.</w:t>
-      </w:r>
-    </w:p>
-    <w:p>
-      <w:pPr>
-        <w:ind w:firstLine="284"/>
-        <w:jc w:val="both"/>
-        <w:rPr>
-          <w:rFonts w:ascii="Palatino Linotype" w:hAnsi="Palatino Linotype" w:cs="Times New Roman"/>
-          <w:sz w:val="20"/>
-          <w:szCs w:val="20"/>
-        </w:rPr>
-      </w:pPr>
-      <w:r>
-        <w:rPr>
-          <w:rFonts w:ascii="Palatino Linotype" w:hAnsi="Palatino Linotype" w:cs="Times New Roman"/>
-          <w:sz w:val="20"/>
-          <w:szCs w:val="20"/>
-        </w:rPr>
-        <w:t>Nagyot sóhajtott nyújtózás közben és tekintete ismét visszatért a monitorra. A haját borzolgatta, mint mindig, mikor kimerült volt vagy ideges. Vagy mindkettő. Balázs felkelt, tett egy kört a szobában a maradék kávét lögyögtetve a csészéjében.</w:t>
-      </w:r>
-    </w:p>
-    <w:p>
-      <w:pPr>
-        <w:jc w:val="both"/>
-        <w:rPr>
-          <w:rFonts w:ascii="Palatino Linotype" w:hAnsi="Palatino Linotype" w:cs="Times New Roman"/>
-          <w:sz w:val="20"/>
-          <w:szCs w:val="20"/>
-        </w:rPr>
-      </w:pPr>
-      <w:r>
-        <w:rPr>
-          <w:rFonts w:ascii="Palatino Linotype" w:hAnsi="Palatino Linotype" w:cs="Times New Roman"/>
-          <w:sz w:val="20"/>
-          <w:szCs w:val="20"/>
-        </w:rPr>
-        <w:t>–</w:t>
-      </w:r>
-      <w:r>
-        <w:rPr>
-          <w:rFonts w:ascii="Palatino Linotype" w:hAnsi="Palatino Linotype" w:cs="Times New Roman"/>
-          <w:sz w:val="20"/>
-          <w:szCs w:val="20"/>
-        </w:rPr>
-        <w:t xml:space="preserve"> Hogy állsz? </w:t>
-      </w:r>
-      <w:r>
-        <w:rPr>
-          <w:rFonts w:ascii="Palatino Linotype" w:hAnsi="Palatino Linotype" w:cs="Times New Roman"/>
-          <w:sz w:val="20"/>
-          <w:szCs w:val="20"/>
-        </w:rPr>
-        <w:t>–</w:t>
-      </w:r>
-      <w:r>
-        <w:rPr>
-          <w:rFonts w:ascii="Palatino Linotype" w:hAnsi="Palatino Linotype" w:cs="Times New Roman"/>
-          <w:sz w:val="20"/>
-          <w:szCs w:val="20"/>
-        </w:rPr>
-        <w:t xml:space="preserve"> kérdezte végül.</w:t>
-      </w:r>
-    </w:p>
-    <w:p>
-      <w:pPr>
-        <w:jc w:val="both"/>
-        <w:rPr>
-          <w:rFonts w:ascii="Palatino Linotype" w:hAnsi="Palatino Linotype" w:cs="Times New Roman"/>
-          <w:sz w:val="20"/>
-          <w:szCs w:val="20"/>
-        </w:rPr>
-      </w:pPr>
-      <w:r>
-        <w:rPr>
-          <w:rFonts w:ascii="Palatino Linotype" w:hAnsi="Palatino Linotype" w:cs="Times New Roman"/>
-          <w:sz w:val="20"/>
-          <w:szCs w:val="20"/>
-        </w:rPr>
-        <w:lastRenderedPageBreak/>
-        <w:t>–</w:t>
-      </w:r>
-      <w:r>
-        <w:rPr>
-          <w:rFonts w:ascii="Palatino Linotype" w:hAnsi="Palatino Linotype" w:cs="Times New Roman"/>
-          <w:sz w:val="20"/>
-          <w:szCs w:val="20"/>
-        </w:rPr>
-        <w:t xml:space="preserve"> Szarul. </w:t>
-      </w:r>
-      <w:r>
-        <w:rPr>
-          <w:rFonts w:ascii="Palatino Linotype" w:hAnsi="Palatino Linotype" w:cs="Times New Roman"/>
-          <w:sz w:val="20"/>
-          <w:szCs w:val="20"/>
-        </w:rPr>
-        <w:t>–</w:t>
-      </w:r>
-      <w:r>
-        <w:rPr>
-          <w:rFonts w:ascii="Palatino Linotype" w:hAnsi="Palatino Linotype" w:cs="Times New Roman"/>
-          <w:sz w:val="20"/>
-          <w:szCs w:val="20"/>
-        </w:rPr>
-        <w:t xml:space="preserve"> válaszolt Ádám röviden. </w:t>
-      </w:r>
-    </w:p>
-    <w:p>
-      <w:pPr>
-        <w:jc w:val="both"/>
+        <w:t xml:space="preserve">Annyi mindennel kellene foglalkozni és semmire sincs idő. Mi van, ha nem leszünk kész? Hogyan fogom visszafizetni a hitelt? Mi van, ha nem akarja senki finanszírozni majd az ötletünket? Mi van, ha túl későn derül ki, hogy amit kitaláltam, az nem működik? Ha egyáltalán nem kivitelezhető? Mi van, ha Balázsnak elege lesz és inkább keres magának egy fix, alkalmazotti melót? Már most is úgy néz ki, mint akinek elege van… Mi van, ha majd az üzlet fogja </w:t>
+      </w:r>
+      <w:proofErr w:type="spellStart"/>
+      <w:r>
         <w:rPr>
           <w:rFonts w:ascii="Palatino Linotype" w:hAnsi="Palatino Linotype" w:cs="Times New Roman"/>
           <w:i/>
@@ -2168,7 +2206,9 @@
           <w:sz w:val="20"/>
           <w:szCs w:val="20"/>
         </w:rPr>
-      </w:pPr>
+        <w:t>tönkretenni</w:t>
+      </w:r>
+      <w:proofErr w:type="spellEnd"/>
       <w:r>
         <w:rPr>
           <w:rFonts w:ascii="Palatino Linotype" w:hAnsi="Palatino Linotype" w:cs="Times New Roman"/>
@@ -2177,79 +2217,134 @@
           <w:sz w:val="20"/>
           <w:szCs w:val="20"/>
         </w:rPr>
-        <w:t>Kezd sok lenni.</w:t>
-      </w:r>
-    </w:p>
-    <w:p>
-      <w:pPr>
-        <w:jc w:val="both"/>
-        <w:rPr>
-          <w:rFonts w:ascii="Palatino Linotype" w:hAnsi="Palatino Linotype" w:cs="Times New Roman"/>
-          <w:sz w:val="20"/>
-          <w:szCs w:val="20"/>
-        </w:rPr>
-      </w:pPr>
-      <w:r>
-        <w:rPr>
-          <w:rFonts w:ascii="Palatino Linotype" w:hAnsi="Palatino Linotype" w:cs="Times New Roman"/>
-          <w:sz w:val="20"/>
-          <w:szCs w:val="20"/>
-        </w:rPr>
-        <w:t>Érezhető volt hangján, hogy a korábbi jókedv helyét átvette a stressz.</w:t>
-      </w:r>
-    </w:p>
-    <w:p>
-      <w:pPr>
-        <w:jc w:val="both"/>
-        <w:rPr>
-          <w:rFonts w:ascii="Palatino Linotype" w:hAnsi="Palatino Linotype" w:cs="Times New Roman"/>
-          <w:sz w:val="20"/>
-          <w:szCs w:val="20"/>
-        </w:rPr>
-      </w:pPr>
-      <w:r>
-        <w:rPr>
-          <w:rFonts w:ascii="Palatino Linotype" w:hAnsi="Palatino Linotype" w:cs="Times New Roman"/>
-          <w:sz w:val="20"/>
-          <w:szCs w:val="20"/>
-        </w:rPr>
-        <w:t>–</w:t>
-      </w:r>
-      <w:r>
-        <w:rPr>
-          <w:rFonts w:ascii="Palatino Linotype" w:hAnsi="Palatino Linotype" w:cs="Times New Roman"/>
-          <w:sz w:val="20"/>
-          <w:szCs w:val="20"/>
-        </w:rPr>
-        <w:t xml:space="preserve"> Egyeztethetünk délután is. Ha kell még neked idő.</w:t>
-      </w:r>
-    </w:p>
-    <w:p>
-      <w:pPr>
-        <w:jc w:val="both"/>
-        <w:rPr>
-          <w:rFonts w:ascii="Palatino Linotype" w:hAnsi="Palatino Linotype" w:cs="Times New Roman"/>
-          <w:sz w:val="20"/>
-          <w:szCs w:val="20"/>
-        </w:rPr>
-      </w:pPr>
-      <w:r>
-        <w:rPr>
-          <w:rFonts w:ascii="Palatino Linotype" w:hAnsi="Palatino Linotype" w:cs="Times New Roman"/>
-          <w:sz w:val="20"/>
-          <w:szCs w:val="20"/>
-        </w:rPr>
-        <w:t>–</w:t>
-      </w:r>
-      <w:r>
-        <w:rPr>
-          <w:rFonts w:ascii="Palatino Linotype" w:hAnsi="Palatino Linotype" w:cs="Times New Roman"/>
-          <w:sz w:val="20"/>
-          <w:szCs w:val="20"/>
-        </w:rPr>
-        <w:t xml:space="preserve"> </w:t>
-      </w:r>
-      <w:r>
+        <w:t xml:space="preserve"> a barátságunkat? Nem, ne gondolkodj ilyeneken. Most haladni kell. Előre nézz, a következő lépcsőfokra.</w:t>
+      </w:r>
+    </w:p>
+    <w:p>
+      <w:pPr>
+        <w:ind w:firstLine="284"/>
+        <w:jc w:val="both"/>
+        <w:rPr>
+          <w:rFonts w:ascii="Palatino Linotype" w:hAnsi="Palatino Linotype" w:cs="Times New Roman"/>
+          <w:sz w:val="20"/>
+          <w:szCs w:val="20"/>
+        </w:rPr>
+      </w:pPr>
+      <w:r>
+        <w:rPr>
+          <w:rFonts w:ascii="Palatino Linotype" w:hAnsi="Palatino Linotype" w:cs="Times New Roman"/>
+          <w:sz w:val="20"/>
+          <w:szCs w:val="20"/>
+        </w:rPr>
+        <w:t xml:space="preserve">Nagyot sóhajtott nyújtózás közben és tekintete ismét visszatért a monitorra. A haját borzolgatta, mint mindig, mikor kimerült volt vagy ideges. Vagy mindkettő. Balázs felkelt, tett egy kört a szobában a maradék kávét </w:t>
+      </w:r>
+      <w:proofErr w:type="spellStart"/>
+      <w:r>
+        <w:rPr>
+          <w:rFonts w:ascii="Palatino Linotype" w:hAnsi="Palatino Linotype" w:cs="Times New Roman"/>
+          <w:sz w:val="20"/>
+          <w:szCs w:val="20"/>
+        </w:rPr>
+        <w:t>lögyögtetve</w:t>
+      </w:r>
+      <w:proofErr w:type="spellEnd"/>
+      <w:r>
+        <w:rPr>
+          <w:rFonts w:ascii="Palatino Linotype" w:hAnsi="Palatino Linotype" w:cs="Times New Roman"/>
+          <w:sz w:val="20"/>
+          <w:szCs w:val="20"/>
+        </w:rPr>
+        <w:t xml:space="preserve"> a csészéjében.</w:t>
+      </w:r>
+    </w:p>
+    <w:p>
+      <w:pPr>
+        <w:jc w:val="both"/>
+        <w:rPr>
+          <w:rFonts w:ascii="Palatino Linotype" w:hAnsi="Palatino Linotype" w:cs="Times New Roman"/>
+          <w:sz w:val="20"/>
+          <w:szCs w:val="20"/>
+        </w:rPr>
+      </w:pPr>
+      <w:r>
+        <w:rPr>
+          <w:rFonts w:ascii="Palatino Linotype" w:hAnsi="Palatino Linotype" w:cs="Times New Roman"/>
+          <w:sz w:val="20"/>
+          <w:szCs w:val="20"/>
+        </w:rPr>
+        <w:t>–</w:t>
+      </w:r>
+      <w:r>
+        <w:rPr>
+          <w:rFonts w:ascii="Palatino Linotype" w:hAnsi="Palatino Linotype" w:cs="Times New Roman"/>
+          <w:sz w:val="20"/>
+          <w:szCs w:val="20"/>
+        </w:rPr>
+        <w:t xml:space="preserve"> Hogy állsz? </w:t>
+      </w:r>
+      <w:r>
+        <w:rPr>
+          <w:rFonts w:ascii="Palatino Linotype" w:hAnsi="Palatino Linotype" w:cs="Times New Roman"/>
+          <w:sz w:val="20"/>
+          <w:szCs w:val="20"/>
+        </w:rPr>
+        <w:t>–</w:t>
+      </w:r>
+      <w:r>
+        <w:rPr>
+          <w:rFonts w:ascii="Palatino Linotype" w:hAnsi="Palatino Linotype" w:cs="Times New Roman"/>
+          <w:sz w:val="20"/>
+          <w:szCs w:val="20"/>
+        </w:rPr>
+        <w:t xml:space="preserve"> kérdezte végül.</w:t>
+      </w:r>
+    </w:p>
+    <w:p>
+      <w:pPr>
+        <w:jc w:val="both"/>
+        <w:rPr>
+          <w:rFonts w:ascii="Palatino Linotype" w:hAnsi="Palatino Linotype" w:cs="Times New Roman"/>
+          <w:sz w:val="20"/>
+          <w:szCs w:val="20"/>
+        </w:rPr>
+      </w:pPr>
+      <w:r>
+        <w:rPr>
+          <w:rFonts w:ascii="Palatino Linotype" w:hAnsi="Palatino Linotype" w:cs="Times New Roman"/>
+          <w:sz w:val="20"/>
+          <w:szCs w:val="20"/>
+        </w:rPr>
+        <w:lastRenderedPageBreak/>
+        <w:t>–</w:t>
+      </w:r>
+      <w:r>
+        <w:rPr>
+          <w:rFonts w:ascii="Palatino Linotype" w:hAnsi="Palatino Linotype" w:cs="Times New Roman"/>
+          <w:sz w:val="20"/>
+          <w:szCs w:val="20"/>
+        </w:rPr>
+        <w:t xml:space="preserve"> Szarul. </w:t>
+      </w:r>
+      <w:r>
+        <w:rPr>
+          <w:rFonts w:ascii="Palatino Linotype" w:hAnsi="Palatino Linotype" w:cs="Times New Roman"/>
+          <w:sz w:val="20"/>
+          <w:szCs w:val="20"/>
+        </w:rPr>
+        <w:t>–</w:t>
+      </w:r>
+      <w:r>
+        <w:rPr>
+          <w:rFonts w:ascii="Palatino Linotype" w:hAnsi="Palatino Linotype" w:cs="Times New Roman"/>
+          <w:sz w:val="20"/>
+          <w:szCs w:val="20"/>
+        </w:rPr>
+        <w:t xml:space="preserve"> válaszolt Ádám röviden. </w:t>
+      </w:r>
+    </w:p>
+    <w:p>
+      <w:pPr>
+        <w:jc w:val="both"/>
         <w:rPr>
           <w:rFonts w:ascii="Palatino Linotype" w:hAnsi="Palatino Linotype" w:cs="Times New Roman"/>
           <w:i/>
@@ -2257,779 +2352,7 @@
           <w:sz w:val="20"/>
           <w:szCs w:val="20"/>
         </w:rPr>
-        <w:t>Nem. Nem egyeztetünk délután.</w:t>
-      </w:r>
-      <w:r>
-        <w:rPr>
-          <w:rFonts w:ascii="Palatino Linotype" w:hAnsi="Palatino Linotype" w:cs="Times New Roman"/>
-          <w:sz w:val="20"/>
-          <w:szCs w:val="20"/>
-        </w:rPr>
-        <w:t xml:space="preserve"> </w:t>
-      </w:r>
-      <w:r>
-        <w:rPr>
-          <w:rFonts w:ascii="Palatino Linotype" w:hAnsi="Palatino Linotype" w:cs="Times New Roman"/>
-          <w:sz w:val="20"/>
-          <w:szCs w:val="20"/>
-        </w:rPr>
-        <w:t>–</w:t>
-      </w:r>
-      <w:r>
-        <w:rPr>
-          <w:rFonts w:ascii="Palatino Linotype" w:hAnsi="Palatino Linotype" w:cs="Times New Roman"/>
-          <w:sz w:val="20"/>
-          <w:szCs w:val="20"/>
-        </w:rPr>
-        <w:t xml:space="preserve"> vágta rá idegesebben.</w:t>
-      </w:r>
-    </w:p>
-    <w:p>
-      <w:pPr>
-        <w:ind w:firstLine="284"/>
-        <w:jc w:val="both"/>
-        <w:rPr>
-          <w:rFonts w:ascii="Palatino Linotype" w:hAnsi="Palatino Linotype" w:cs="Times New Roman"/>
-          <w:sz w:val="20"/>
-          <w:szCs w:val="20"/>
-        </w:rPr>
-      </w:pPr>
-      <w:r>
-        <w:rPr>
-          <w:rFonts w:ascii="Palatino Linotype" w:hAnsi="Palatino Linotype" w:cs="Times New Roman"/>
-          <w:sz w:val="20"/>
-          <w:szCs w:val="20"/>
-        </w:rPr>
-        <w:t>Balázs nem szólt, csak némán figyelte, majd az ablak felé fordult. Odakinn a tűző nap sugarai perzselték a betont. Alig lehetett látni az utcán valakit, aki bevállalta a déli hőséget. Egy ideig figyelte a ház előtt elhaladó autókat, végül úgy döntött, hogy kimegy a konyhába még egy kávéra. Ádám idegesen dobolt a térdén tenyerével. Hol a feje tetejét, hol a homlokát masszírozta.</w:t>
-      </w:r>
-    </w:p>
-    <w:p>
-      <w:pPr>
-        <w:jc w:val="both"/>
-        <w:rPr>
-          <w:rFonts w:ascii="Palatino Linotype" w:hAnsi="Palatino Linotype" w:cs="Times New Roman"/>
-          <w:sz w:val="20"/>
-          <w:szCs w:val="20"/>
-        </w:rPr>
-      </w:pPr>
-      <w:r>
-        <w:rPr>
-          <w:rFonts w:ascii="Palatino Linotype" w:hAnsi="Palatino Linotype" w:cs="Times New Roman"/>
-          <w:sz w:val="20"/>
-          <w:szCs w:val="20"/>
-        </w:rPr>
-        <w:t>–</w:t>
-      </w:r>
-      <w:r>
-        <w:rPr>
-          <w:rFonts w:ascii="Palatino Linotype" w:hAnsi="Palatino Linotype" w:cs="Times New Roman"/>
-          <w:sz w:val="20"/>
-          <w:szCs w:val="20"/>
-        </w:rPr>
-        <w:t xml:space="preserve"> Jó. </w:t>
-      </w:r>
-      <w:r>
-        <w:rPr>
-          <w:rFonts w:ascii="Palatino Linotype" w:hAnsi="Palatino Linotype" w:cs="Times New Roman"/>
-          <w:sz w:val="20"/>
-          <w:szCs w:val="20"/>
-        </w:rPr>
-        <w:t>–</w:t>
-      </w:r>
-      <w:r>
-        <w:rPr>
-          <w:rFonts w:ascii="Palatino Linotype" w:hAnsi="Palatino Linotype" w:cs="Times New Roman"/>
-          <w:sz w:val="20"/>
-          <w:szCs w:val="20"/>
-        </w:rPr>
-        <w:t xml:space="preserve"> dobta le maga mellé a laptopot. </w:t>
-      </w:r>
-      <w:r>
-        <w:rPr>
-          <w:rFonts w:ascii="Palatino Linotype" w:hAnsi="Palatino Linotype" w:cs="Times New Roman"/>
-          <w:sz w:val="20"/>
-          <w:szCs w:val="20"/>
-        </w:rPr>
-        <w:t>–</w:t>
-      </w:r>
-      <w:r>
-        <w:rPr>
-          <w:rFonts w:ascii="Palatino Linotype" w:hAnsi="Palatino Linotype" w:cs="Times New Roman"/>
-          <w:sz w:val="20"/>
-          <w:szCs w:val="20"/>
-        </w:rPr>
-        <w:t xml:space="preserve"> Nézd át, ennyit tudtam vele kezdeni. </w:t>
-      </w:r>
-    </w:p>
-    <w:p>
-      <w:pPr>
-        <w:jc w:val="both"/>
-        <w:rPr>
-          <w:rFonts w:ascii="Palatino Linotype" w:hAnsi="Palatino Linotype" w:cs="Times New Roman"/>
-          <w:sz w:val="20"/>
-          <w:szCs w:val="20"/>
-        </w:rPr>
-      </w:pPr>
-      <w:r>
-        <w:rPr>
-          <w:rFonts w:ascii="Palatino Linotype" w:hAnsi="Palatino Linotype" w:cs="Times New Roman"/>
-          <w:sz w:val="20"/>
-          <w:szCs w:val="20"/>
-        </w:rPr>
-        <w:t>–</w:t>
-      </w:r>
-      <w:r>
-        <w:rPr>
-          <w:rFonts w:ascii="Palatino Linotype" w:hAnsi="Palatino Linotype" w:cs="Times New Roman"/>
-          <w:sz w:val="20"/>
-          <w:szCs w:val="20"/>
-        </w:rPr>
-        <w:t xml:space="preserve"> Na lássuk a mesterművet. </w:t>
-      </w:r>
-      <w:r>
-        <w:rPr>
-          <w:rFonts w:ascii="Palatino Linotype" w:hAnsi="Palatino Linotype" w:cs="Times New Roman"/>
-          <w:sz w:val="20"/>
-          <w:szCs w:val="20"/>
-        </w:rPr>
-        <w:t>–</w:t>
-      </w:r>
-      <w:r>
-        <w:rPr>
-          <w:rFonts w:ascii="Palatino Linotype" w:hAnsi="Palatino Linotype" w:cs="Times New Roman"/>
-          <w:sz w:val="20"/>
-          <w:szCs w:val="20"/>
-        </w:rPr>
-        <w:t xml:space="preserve"> tért vissza a férfi arcán ugyanazzal a nyugodt lelkesedéssel, amivel ajtót nyitott neki. </w:t>
-      </w:r>
-    </w:p>
-    <w:p>
-      <w:pPr>
-        <w:ind w:firstLine="284"/>
-        <w:jc w:val="both"/>
-        <w:rPr>
-          <w:rFonts w:ascii="Palatino Linotype" w:hAnsi="Palatino Linotype" w:cs="Times New Roman"/>
-          <w:sz w:val="20"/>
-          <w:szCs w:val="20"/>
-        </w:rPr>
-      </w:pPr>
-      <w:r>
-        <w:rPr>
-          <w:rFonts w:ascii="Palatino Linotype" w:hAnsi="Palatino Linotype" w:cs="Times New Roman"/>
-          <w:sz w:val="20"/>
-          <w:szCs w:val="20"/>
-        </w:rPr>
-        <w:t>Balázsról néha lehetetlen volt eldönteni, hogy mit érez. Az arckifejezése most is békés volt, szemének csillogásából lehetett csak sejteni, hogy Ádámnak sikerült elültetnie benne is némi feszültséget.</w:t>
-      </w:r>
-    </w:p>
-    <w:p>
-      <w:pPr>
-        <w:jc w:val="both"/>
-        <w:rPr>
-          <w:rFonts w:ascii="Palatino Linotype" w:hAnsi="Palatino Linotype" w:cs="Times New Roman"/>
-          <w:sz w:val="20"/>
-          <w:szCs w:val="20"/>
-        </w:rPr>
-      </w:pPr>
-      <w:r>
-        <w:rPr>
-          <w:rFonts w:ascii="Palatino Linotype" w:hAnsi="Palatino Linotype" w:cs="Times New Roman"/>
-          <w:sz w:val="20"/>
-          <w:szCs w:val="20"/>
-        </w:rPr>
-        <w:t>–</w:t>
-      </w:r>
-      <w:r>
-        <w:rPr>
-          <w:rFonts w:ascii="Palatino Linotype" w:hAnsi="Palatino Linotype" w:cs="Times New Roman"/>
-          <w:sz w:val="20"/>
-          <w:szCs w:val="20"/>
-        </w:rPr>
-        <w:t xml:space="preserve"> Szóban mondjam folyamatosan vagy inkább kommenteljem tele? </w:t>
-      </w:r>
-      <w:r>
-        <w:rPr>
-          <w:rFonts w:ascii="Palatino Linotype" w:hAnsi="Palatino Linotype" w:cs="Times New Roman"/>
-          <w:sz w:val="20"/>
-          <w:szCs w:val="20"/>
-        </w:rPr>
-        <w:t>–</w:t>
-      </w:r>
-      <w:r>
-        <w:rPr>
-          <w:rFonts w:ascii="Palatino Linotype" w:hAnsi="Palatino Linotype" w:cs="Times New Roman"/>
-          <w:sz w:val="20"/>
-          <w:szCs w:val="20"/>
-        </w:rPr>
-        <w:t xml:space="preserve"> pillantott Ádámra. </w:t>
-      </w:r>
-    </w:p>
-    <w:p>
-      <w:pPr>
-        <w:jc w:val="both"/>
-        <w:rPr>
-          <w:rFonts w:ascii="Palatino Linotype" w:hAnsi="Palatino Linotype" w:cs="Times New Roman"/>
-          <w:sz w:val="20"/>
-          <w:szCs w:val="20"/>
-        </w:rPr>
-      </w:pPr>
-      <w:r>
-        <w:rPr>
-          <w:rFonts w:ascii="Palatino Linotype" w:hAnsi="Palatino Linotype" w:cs="Times New Roman"/>
-          <w:sz w:val="20"/>
-          <w:szCs w:val="20"/>
-        </w:rPr>
-        <w:t>–</w:t>
-      </w:r>
-      <w:r>
-        <w:rPr>
-          <w:rFonts w:ascii="Palatino Linotype" w:hAnsi="Palatino Linotype" w:cs="Times New Roman"/>
-          <w:sz w:val="20"/>
-          <w:szCs w:val="20"/>
-        </w:rPr>
-        <w:t xml:space="preserve"> Átküldöm, hogy tudd olvasni és közben én jegyzetelek. </w:t>
-      </w:r>
-      <w:r>
-        <w:rPr>
-          <w:rFonts w:ascii="Palatino Linotype" w:hAnsi="Palatino Linotype" w:cs="Times New Roman"/>
-          <w:sz w:val="20"/>
-          <w:szCs w:val="20"/>
-        </w:rPr>
-        <w:t>–</w:t>
-      </w:r>
-      <w:r>
-        <w:rPr>
-          <w:rFonts w:ascii="Palatino Linotype" w:hAnsi="Palatino Linotype" w:cs="Times New Roman"/>
-          <w:sz w:val="20"/>
-          <w:szCs w:val="20"/>
-        </w:rPr>
-        <w:t xml:space="preserve"> morogta, majd türelmetlenül visszavette magához a laptopot. </w:t>
-      </w:r>
-    </w:p>
-    <w:p>
-      <w:pPr>
-        <w:ind w:firstLine="284"/>
-        <w:jc w:val="both"/>
-        <w:rPr>
-          <w:rFonts w:ascii="Palatino Linotype" w:hAnsi="Palatino Linotype" w:cs="Times New Roman"/>
-          <w:sz w:val="20"/>
-          <w:szCs w:val="20"/>
-        </w:rPr>
-      </w:pPr>
-      <w:r>
-        <w:rPr>
-          <w:rFonts w:ascii="Palatino Linotype" w:hAnsi="Palatino Linotype" w:cs="Times New Roman"/>
-          <w:sz w:val="20"/>
-          <w:szCs w:val="20"/>
-        </w:rPr>
-        <w:t xml:space="preserve">Látszott rajta, hogy nincs jó napja. Ádám minden euforikus, túlpörgött estéje után napokig maga alatt volt. Nem a csöndes, depressziós módon, hanem inkább nyers haragba hajló szorongással. Érezni lehetett, hogy az előző este hatása még nem kopott ki nála ezúttal sem, csak átalakult. </w:t>
-      </w:r>
-    </w:p>
-    <w:p>
-      <w:pPr>
-        <w:ind w:firstLine="284"/>
-        <w:jc w:val="both"/>
-        <w:rPr>
-          <w:rFonts w:ascii="Palatino Linotype" w:hAnsi="Palatino Linotype" w:cs="Times New Roman"/>
-          <w:sz w:val="20"/>
-          <w:szCs w:val="20"/>
-        </w:rPr>
-      </w:pPr>
-      <w:r>
-        <w:rPr>
-          <w:rFonts w:ascii="Palatino Linotype" w:hAnsi="Palatino Linotype" w:cs="Times New Roman"/>
-          <w:sz w:val="20"/>
-          <w:szCs w:val="20"/>
-        </w:rPr>
-        <w:t>Balázs ismerte már ezt a mintázatot nagyon jól. Az évek alatt hasonlóan Timihez, ő is kitapasztalta, hogy hogyan érdemes helyén kezelni Ádám hangulatingadozásait, amitől néha kibírhatatlanul viselkedett mindenkivel. Az új élethelyzet, amit a közös vállalkozás eredményezett, néha még az ő idegeit is próbára tette.</w:t>
-      </w:r>
-    </w:p>
-    <w:p>
-      <w:pPr>
-        <w:jc w:val="both"/>
-        <w:rPr>
-          <w:rFonts w:ascii="Palatino Linotype" w:hAnsi="Palatino Linotype" w:cs="Times New Roman"/>
-          <w:sz w:val="20"/>
-          <w:szCs w:val="20"/>
-        </w:rPr>
-      </w:pPr>
-      <w:r>
-        <w:rPr>
-          <w:rFonts w:ascii="Palatino Linotype" w:hAnsi="Palatino Linotype" w:cs="Times New Roman"/>
-          <w:sz w:val="20"/>
-          <w:szCs w:val="20"/>
-        </w:rPr>
-        <w:t>–</w:t>
-      </w:r>
-      <w:r>
-        <w:rPr>
-          <w:rFonts w:ascii="Palatino Linotype" w:hAnsi="Palatino Linotype" w:cs="Times New Roman"/>
-          <w:sz w:val="20"/>
-          <w:szCs w:val="20"/>
-        </w:rPr>
-        <w:t xml:space="preserve"> Rendben. </w:t>
-      </w:r>
-      <w:r>
-        <w:rPr>
-          <w:rFonts w:ascii="Palatino Linotype" w:hAnsi="Palatino Linotype" w:cs="Times New Roman"/>
-          <w:sz w:val="20"/>
-          <w:szCs w:val="20"/>
-        </w:rPr>
-        <w:t>–</w:t>
-      </w:r>
-      <w:r>
-        <w:rPr>
-          <w:rFonts w:ascii="Palatino Linotype" w:hAnsi="Palatino Linotype" w:cs="Times New Roman"/>
-          <w:sz w:val="20"/>
-          <w:szCs w:val="20"/>
-        </w:rPr>
-        <w:t xml:space="preserve"> nyitotta meg a fájlt és elkezdte tanulmányozni azt, amit Ádám összerakott.</w:t>
-      </w:r>
-    </w:p>
-    <w:p>
-      <w:pPr>
-        <w:ind w:firstLine="284"/>
-        <w:jc w:val="both"/>
-        <w:rPr>
-          <w:rFonts w:ascii="Palatino Linotype" w:hAnsi="Palatino Linotype" w:cs="Times New Roman"/>
-          <w:sz w:val="20"/>
-          <w:szCs w:val="20"/>
-        </w:rPr>
-      </w:pPr>
-      <w:r>
-        <w:rPr>
-          <w:rFonts w:ascii="Palatino Linotype" w:hAnsi="Palatino Linotype" w:cs="Times New Roman"/>
-          <w:sz w:val="20"/>
-          <w:szCs w:val="20"/>
-        </w:rPr>
-        <w:t>Szemei sorról sorra haladtak. Homlokát összeráncolta, ahogy koncentrált. Ádám unott arccal várta a visszajelzést.</w:t>
-      </w:r>
-    </w:p>
-    <w:p>
-      <w:pPr>
-        <w:jc w:val="both"/>
-        <w:rPr>
-          <w:rFonts w:ascii="Palatino Linotype" w:hAnsi="Palatino Linotype" w:cs="Times New Roman"/>
-          <w:sz w:val="20"/>
-          <w:szCs w:val="20"/>
-        </w:rPr>
-      </w:pPr>
-      <w:r>
-        <w:rPr>
-          <w:rFonts w:ascii="Palatino Linotype" w:hAnsi="Palatino Linotype" w:cs="Times New Roman"/>
-          <w:sz w:val="20"/>
-          <w:szCs w:val="20"/>
-        </w:rPr>
-        <w:t>–</w:t>
-      </w:r>
-      <w:r>
-        <w:rPr>
-          <w:rFonts w:ascii="Palatino Linotype" w:hAnsi="Palatino Linotype" w:cs="Times New Roman"/>
-          <w:sz w:val="20"/>
-          <w:szCs w:val="20"/>
-        </w:rPr>
-        <w:t xml:space="preserve"> Az eleje jó szerintem. </w:t>
-      </w:r>
-      <w:r>
-        <w:rPr>
-          <w:rFonts w:ascii="Palatino Linotype" w:hAnsi="Palatino Linotype" w:cs="Times New Roman"/>
-          <w:sz w:val="20"/>
-          <w:szCs w:val="20"/>
-        </w:rPr>
-        <w:t>–</w:t>
-      </w:r>
-      <w:r>
-        <w:rPr>
-          <w:rFonts w:ascii="Palatino Linotype" w:hAnsi="Palatino Linotype" w:cs="Times New Roman"/>
-          <w:sz w:val="20"/>
-          <w:szCs w:val="20"/>
-        </w:rPr>
-        <w:t xml:space="preserve"> szólalt meg végül. </w:t>
-      </w:r>
-      <w:r>
-        <w:rPr>
-          <w:rFonts w:ascii="Palatino Linotype" w:hAnsi="Palatino Linotype" w:cs="Times New Roman"/>
-          <w:sz w:val="20"/>
-          <w:szCs w:val="20"/>
-        </w:rPr>
-        <w:t>–</w:t>
-      </w:r>
-      <w:r>
-        <w:rPr>
-          <w:rFonts w:ascii="Palatino Linotype" w:hAnsi="Palatino Linotype" w:cs="Times New Roman"/>
-          <w:sz w:val="20"/>
-          <w:szCs w:val="20"/>
-        </w:rPr>
-        <w:t xml:space="preserve"> Ez a második pont ez nagyon gyenge. Nem is ezzel kellene szerintem felvezetni.</w:t>
-      </w:r>
-      <w:r>
-        <w:rPr>
-          <w:rFonts w:ascii="Palatino Linotype" w:hAnsi="Palatino Linotype" w:cs="Times New Roman"/>
-          <w:sz w:val="20"/>
-          <w:szCs w:val="20"/>
-        </w:rPr>
-        <w:t xml:space="preserve"> </w:t>
-      </w:r>
-    </w:p>
-    <w:p>
-      <w:pPr>
-        <w:jc w:val="both"/>
-        <w:rPr>
-          <w:rFonts w:ascii="Palatino Linotype" w:hAnsi="Palatino Linotype" w:cs="Times New Roman"/>
-          <w:sz w:val="20"/>
-          <w:szCs w:val="20"/>
-        </w:rPr>
-      </w:pPr>
-      <w:r>
-        <w:rPr>
-          <w:rFonts w:ascii="Palatino Linotype" w:hAnsi="Palatino Linotype" w:cs="Times New Roman"/>
-          <w:sz w:val="20"/>
-          <w:szCs w:val="20"/>
-        </w:rPr>
-        <w:t>–</w:t>
-      </w:r>
-      <w:r>
-        <w:rPr>
-          <w:rFonts w:ascii="Palatino Linotype" w:hAnsi="Palatino Linotype" w:cs="Times New Roman"/>
-          <w:sz w:val="20"/>
-          <w:szCs w:val="20"/>
-        </w:rPr>
-        <w:t xml:space="preserve"> Az már nem a felvezetés. </w:t>
-      </w:r>
-      <w:r>
-        <w:rPr>
-          <w:rFonts w:ascii="Palatino Linotype" w:hAnsi="Palatino Linotype" w:cs="Times New Roman"/>
-          <w:sz w:val="20"/>
-          <w:szCs w:val="20"/>
-        </w:rPr>
-        <w:t>–</w:t>
-      </w:r>
-      <w:r>
-        <w:rPr>
-          <w:rFonts w:ascii="Palatino Linotype" w:hAnsi="Palatino Linotype" w:cs="Times New Roman"/>
-          <w:sz w:val="20"/>
-          <w:szCs w:val="20"/>
-        </w:rPr>
-        <w:t xml:space="preserve"> </w:t>
-      </w:r>
-      <w:r>
-        <w:rPr>
-          <w:rFonts w:ascii="Palatino Linotype" w:hAnsi="Palatino Linotype" w:cs="Times New Roman"/>
-          <w:sz w:val="20"/>
-          <w:szCs w:val="20"/>
-        </w:rPr>
-        <w:t>sziszegte, majd egy pillanatra elharapta a mondat végét, mert tudta, hogy ha tovább beszél, csak kiabálna.</w:t>
-      </w:r>
-    </w:p>
-    <w:p>
-      <w:pPr>
-        <w:jc w:val="both"/>
-        <w:rPr>
-          <w:rFonts w:ascii="Palatino Linotype" w:hAnsi="Palatino Linotype" w:cs="Times New Roman"/>
-          <w:sz w:val="20"/>
-          <w:szCs w:val="20"/>
-        </w:rPr>
-      </w:pPr>
-      <w:r>
-        <w:rPr>
-          <w:rFonts w:ascii="Palatino Linotype" w:hAnsi="Palatino Linotype" w:cs="Times New Roman"/>
-          <w:sz w:val="20"/>
-          <w:szCs w:val="20"/>
-        </w:rPr>
-        <w:t>–</w:t>
-      </w:r>
-      <w:r>
-        <w:rPr>
-          <w:rFonts w:ascii="Palatino Linotype" w:hAnsi="Palatino Linotype" w:cs="Times New Roman"/>
-          <w:sz w:val="20"/>
-          <w:szCs w:val="20"/>
-        </w:rPr>
-        <w:t xml:space="preserve"> Akkor is más sorrend kéne. </w:t>
-      </w:r>
-      <w:r>
-        <w:rPr>
-          <w:rFonts w:ascii="Palatino Linotype" w:hAnsi="Palatino Linotype" w:cs="Times New Roman"/>
-          <w:sz w:val="20"/>
-          <w:szCs w:val="20"/>
-        </w:rPr>
-        <w:t>Amit most a második pontba raktál, az tipikus</w:t>
-      </w:r>
-      <w:r>
-        <w:rPr>
-          <w:rFonts w:ascii="Palatino Linotype" w:hAnsi="Palatino Linotype" w:cs="Times New Roman"/>
-          <w:sz w:val="20"/>
-          <w:szCs w:val="20"/>
-        </w:rPr>
-        <w:t xml:space="preserve"> lábjegyzet</w:t>
-      </w:r>
-      <w:r>
-        <w:rPr>
-          <w:rFonts w:ascii="Palatino Linotype" w:hAnsi="Palatino Linotype" w:cs="Times New Roman"/>
-          <w:sz w:val="20"/>
-          <w:szCs w:val="20"/>
-        </w:rPr>
-        <w:t>. Ez nem vezető gondolat,</w:t>
-      </w:r>
-      <w:r>
-        <w:rPr>
-          <w:rFonts w:ascii="Palatino Linotype" w:hAnsi="Palatino Linotype" w:cs="Times New Roman"/>
-          <w:sz w:val="20"/>
-          <w:szCs w:val="20"/>
-        </w:rPr>
-        <w:t xml:space="preserve"> hanem csak fölösleges időhúzás</w:t>
-      </w:r>
-      <w:r>
-        <w:rPr>
-          <w:rFonts w:ascii="Palatino Linotype" w:hAnsi="Palatino Linotype" w:cs="Times New Roman"/>
-          <w:sz w:val="20"/>
-          <w:szCs w:val="20"/>
-        </w:rPr>
-        <w:t>.</w:t>
-      </w:r>
-      <w:r>
-        <w:rPr>
-          <w:rFonts w:ascii="Palatino Linotype" w:hAnsi="Palatino Linotype" w:cs="Times New Roman"/>
-          <w:sz w:val="20"/>
-          <w:szCs w:val="20"/>
-        </w:rPr>
-        <w:t xml:space="preserve"> </w:t>
-      </w:r>
-      <w:r>
-        <w:rPr>
-          <w:rFonts w:ascii="Palatino Linotype" w:hAnsi="Palatino Linotype" w:cs="Times New Roman"/>
-          <w:sz w:val="20"/>
-          <w:szCs w:val="20"/>
-        </w:rPr>
-        <w:t>–</w:t>
-      </w:r>
-      <w:r>
-        <w:rPr>
-          <w:rFonts w:ascii="Palatino Linotype" w:hAnsi="Palatino Linotype" w:cs="Times New Roman"/>
-          <w:sz w:val="20"/>
-          <w:szCs w:val="20"/>
-        </w:rPr>
-        <w:t xml:space="preserve"> mondta Balázs hidegen, miközben továbbgörgetett. </w:t>
-      </w:r>
-    </w:p>
-    <w:p>
-      <w:pPr>
-        <w:ind w:firstLine="284"/>
-        <w:jc w:val="both"/>
-        <w:rPr>
-          <w:rFonts w:ascii="Palatino Linotype" w:hAnsi="Palatino Linotype" w:cs="Times New Roman"/>
-          <w:sz w:val="20"/>
-          <w:szCs w:val="20"/>
-        </w:rPr>
-      </w:pPr>
-      <w:r>
-        <w:rPr>
-          <w:rFonts w:ascii="Palatino Linotype" w:hAnsi="Palatino Linotype" w:cs="Times New Roman"/>
-          <w:sz w:val="20"/>
-          <w:szCs w:val="20"/>
-        </w:rPr>
-        <w:t>Ádám álla megfeszült, ahogy összeszorította fogait.</w:t>
-      </w:r>
-    </w:p>
-    <w:p>
-      <w:pPr>
-        <w:jc w:val="both"/>
-        <w:rPr>
-          <w:rFonts w:ascii="Palatino Linotype" w:hAnsi="Palatino Linotype" w:cs="Times New Roman"/>
-          <w:sz w:val="20"/>
-          <w:szCs w:val="20"/>
-        </w:rPr>
-      </w:pPr>
-      <w:r>
-        <w:rPr>
-          <w:rFonts w:ascii="Palatino Linotype" w:hAnsi="Palatino Linotype" w:cs="Times New Roman"/>
-          <w:sz w:val="20"/>
-          <w:szCs w:val="20"/>
-        </w:rPr>
-        <w:t>–</w:t>
-      </w:r>
-      <w:r>
-        <w:rPr>
-          <w:rFonts w:ascii="Palatino Linotype" w:hAnsi="Palatino Linotype" w:cs="Times New Roman"/>
-          <w:sz w:val="20"/>
-          <w:szCs w:val="20"/>
-        </w:rPr>
-        <w:t xml:space="preserve"> Túl sok a technikai részlet. </w:t>
-      </w:r>
-      <w:r>
-        <w:rPr>
-          <w:rFonts w:ascii="Palatino Linotype" w:hAnsi="Palatino Linotype" w:cs="Times New Roman"/>
-          <w:sz w:val="20"/>
-          <w:szCs w:val="20"/>
-        </w:rPr>
-        <w:t>–</w:t>
-      </w:r>
-      <w:r>
-        <w:rPr>
-          <w:rFonts w:ascii="Palatino Linotype" w:hAnsi="Palatino Linotype" w:cs="Times New Roman"/>
-          <w:sz w:val="20"/>
-          <w:szCs w:val="20"/>
-        </w:rPr>
-        <w:t xml:space="preserve"> szólalt meg ismét. </w:t>
-      </w:r>
-      <w:r>
-        <w:rPr>
-          <w:rFonts w:ascii="Palatino Linotype" w:hAnsi="Palatino Linotype" w:cs="Times New Roman"/>
-          <w:sz w:val="20"/>
-          <w:szCs w:val="20"/>
-        </w:rPr>
-        <w:t>–</w:t>
-      </w:r>
-      <w:r>
-        <w:rPr>
-          <w:rFonts w:ascii="Palatino Linotype" w:hAnsi="Palatino Linotype" w:cs="Times New Roman"/>
-          <w:sz w:val="20"/>
-          <w:szCs w:val="20"/>
-        </w:rPr>
-        <w:t xml:space="preserve"> Ez unalmas. A felénél járok és még mindig nem látom hírét sem annak, hogy mi értelme van ennek az egésznek. Ha el akarod adni-…</w:t>
-      </w:r>
-    </w:p>
-    <w:p>
-      <w:pPr>
-        <w:jc w:val="both"/>
-        <w:rPr>
-          <w:rFonts w:ascii="Palatino Linotype" w:hAnsi="Palatino Linotype" w:cs="Times New Roman"/>
-          <w:sz w:val="20"/>
-          <w:szCs w:val="20"/>
-        </w:rPr>
-      </w:pPr>
-      <w:r>
-        <w:rPr>
-          <w:rFonts w:ascii="Palatino Linotype" w:hAnsi="Palatino Linotype" w:cs="Times New Roman"/>
-          <w:sz w:val="20"/>
-          <w:szCs w:val="20"/>
-        </w:rPr>
-        <w:lastRenderedPageBreak/>
-        <w:t>–</w:t>
-      </w:r>
-      <w:r>
-        <w:rPr>
-          <w:rFonts w:ascii="Palatino Linotype" w:hAnsi="Palatino Linotype" w:cs="Times New Roman"/>
-          <w:sz w:val="20"/>
-          <w:szCs w:val="20"/>
-        </w:rPr>
-        <w:t xml:space="preserve"> Ha ennyi bajod van vele, mi a faszért nem te csinálod?! </w:t>
-      </w:r>
-      <w:r>
-        <w:rPr>
-          <w:rFonts w:ascii="Palatino Linotype" w:hAnsi="Palatino Linotype" w:cs="Times New Roman"/>
-          <w:sz w:val="20"/>
-          <w:szCs w:val="20"/>
-        </w:rPr>
-        <w:t>–</w:t>
-      </w:r>
-      <w:r>
-        <w:rPr>
-          <w:rFonts w:ascii="Palatino Linotype" w:hAnsi="Palatino Linotype" w:cs="Times New Roman"/>
-          <w:sz w:val="20"/>
-          <w:szCs w:val="20"/>
-        </w:rPr>
-        <w:t xml:space="preserve"> csapta le a laptopja fedelét Ádám. </w:t>
-      </w:r>
-      <w:r>
-        <w:rPr>
-          <w:rFonts w:ascii="Palatino Linotype" w:hAnsi="Palatino Linotype" w:cs="Times New Roman"/>
-          <w:sz w:val="20"/>
-          <w:szCs w:val="20"/>
-        </w:rPr>
-        <w:t>–</w:t>
-      </w:r>
-      <w:r>
-        <w:rPr>
-          <w:rFonts w:ascii="Palatino Linotype" w:hAnsi="Palatino Linotype" w:cs="Times New Roman"/>
-          <w:sz w:val="20"/>
-          <w:szCs w:val="20"/>
-        </w:rPr>
-        <w:t xml:space="preserve"> Az előbb még az volt a bajod, hogy túl sok a marketing.</w:t>
-      </w:r>
-    </w:p>
-    <w:p>
-      <w:pPr>
-        <w:jc w:val="both"/>
-        <w:rPr>
-          <w:rFonts w:ascii="Palatino Linotype" w:hAnsi="Palatino Linotype" w:cs="Times New Roman"/>
-          <w:sz w:val="20"/>
-          <w:szCs w:val="20"/>
-        </w:rPr>
-      </w:pPr>
-      <w:r>
-        <w:rPr>
-          <w:rFonts w:ascii="Palatino Linotype" w:hAnsi="Palatino Linotype" w:cs="Times New Roman"/>
-          <w:sz w:val="20"/>
-          <w:szCs w:val="20"/>
-        </w:rPr>
-        <w:t>–</w:t>
-      </w:r>
-      <w:r>
-        <w:rPr>
-          <w:rFonts w:ascii="Palatino Linotype" w:hAnsi="Palatino Linotype" w:cs="Times New Roman"/>
-          <w:sz w:val="20"/>
-          <w:szCs w:val="20"/>
-        </w:rPr>
-        <w:t xml:space="preserve"> Mert a te céged és a te projekted is és egy csapat vagyunk, ahol egymással és egymásért is dolgozunk…? </w:t>
-      </w:r>
-      <w:r>
-        <w:rPr>
-          <w:rFonts w:ascii="Palatino Linotype" w:hAnsi="Palatino Linotype" w:cs="Times New Roman"/>
-          <w:sz w:val="20"/>
-          <w:szCs w:val="20"/>
-        </w:rPr>
-        <w:t>–</w:t>
-      </w:r>
-      <w:r>
-        <w:rPr>
-          <w:rFonts w:ascii="Palatino Linotype" w:hAnsi="Palatino Linotype" w:cs="Times New Roman"/>
-          <w:sz w:val="20"/>
-          <w:szCs w:val="20"/>
-        </w:rPr>
-        <w:t xml:space="preserve"> vágott vissza cinikusan a férfi. </w:t>
-      </w:r>
-      <w:r>
-        <w:rPr>
-          <w:rFonts w:ascii="Palatino Linotype" w:hAnsi="Palatino Linotype" w:cs="Times New Roman"/>
-          <w:sz w:val="20"/>
-          <w:szCs w:val="20"/>
-        </w:rPr>
-        <w:t>–</w:t>
-      </w:r>
-      <w:r>
-        <w:rPr>
-          <w:rFonts w:ascii="Palatino Linotype" w:hAnsi="Palatino Linotype" w:cs="Times New Roman"/>
-          <w:sz w:val="20"/>
-          <w:szCs w:val="20"/>
-        </w:rPr>
-        <w:t xml:space="preserve"> Ha szart rakok össze, a te arcod is ég miattam, nem?</w:t>
-      </w:r>
-    </w:p>
-    <w:p>
-      <w:pPr>
-        <w:jc w:val="both"/>
-        <w:rPr>
-          <w:rFonts w:ascii="Palatino Linotype" w:hAnsi="Palatino Linotype" w:cs="Times New Roman"/>
-          <w:sz w:val="20"/>
-          <w:szCs w:val="20"/>
-        </w:rPr>
-      </w:pPr>
-      <w:r>
-        <w:rPr>
-          <w:rFonts w:ascii="Palatino Linotype" w:hAnsi="Palatino Linotype" w:cs="Times New Roman"/>
-          <w:sz w:val="20"/>
-          <w:szCs w:val="20"/>
-        </w:rPr>
-        <w:t>–</w:t>
-      </w:r>
-      <w:r>
-        <w:rPr>
-          <w:rFonts w:ascii="Palatino Linotype" w:hAnsi="Palatino Linotype" w:cs="Times New Roman"/>
-          <w:sz w:val="20"/>
-          <w:szCs w:val="20"/>
-        </w:rPr>
-        <w:t xml:space="preserve"> Áh, szóval </w:t>
-      </w:r>
+      </w:pPr>
       <w:r>
         <w:rPr>
           <w:rFonts w:ascii="Palatino Linotype" w:hAnsi="Palatino Linotype" w:cs="Times New Roman"/>
@@ -3038,36 +2361,79 @@
           <w:sz w:val="20"/>
           <w:szCs w:val="20"/>
         </w:rPr>
-        <w:t>szart</w:t>
-      </w:r>
-      <w:r>
-        <w:rPr>
-          <w:rFonts w:ascii="Palatino Linotype" w:hAnsi="Palatino Linotype" w:cs="Times New Roman"/>
-          <w:sz w:val="20"/>
-          <w:szCs w:val="20"/>
-        </w:rPr>
-        <w:t xml:space="preserve"> raktam össze. </w:t>
-      </w:r>
-      <w:r>
-        <w:rPr>
-          <w:rFonts w:ascii="Palatino Linotype" w:hAnsi="Palatino Linotype" w:cs="Times New Roman"/>
-          <w:sz w:val="20"/>
-          <w:szCs w:val="20"/>
-        </w:rPr>
-        <w:t>–</w:t>
-      </w:r>
-      <w:r>
-        <w:rPr>
-          <w:rFonts w:ascii="Palatino Linotype" w:hAnsi="Palatino Linotype" w:cs="Times New Roman"/>
-          <w:sz w:val="20"/>
-          <w:szCs w:val="20"/>
-        </w:rPr>
-        <w:t xml:space="preserve"> emelte fel hangját barátja.</w:t>
-      </w:r>
-    </w:p>
-    <w:p>
-      <w:pPr>
-        <w:jc w:val="both"/>
+        <w:t>Kezd sok lenni.</w:t>
+      </w:r>
+    </w:p>
+    <w:p>
+      <w:pPr>
+        <w:jc w:val="both"/>
+        <w:rPr>
+          <w:rFonts w:ascii="Palatino Linotype" w:hAnsi="Palatino Linotype" w:cs="Times New Roman"/>
+          <w:sz w:val="20"/>
+          <w:szCs w:val="20"/>
+        </w:rPr>
+      </w:pPr>
+      <w:r>
+        <w:rPr>
+          <w:rFonts w:ascii="Palatino Linotype" w:hAnsi="Palatino Linotype" w:cs="Times New Roman"/>
+          <w:sz w:val="20"/>
+          <w:szCs w:val="20"/>
+        </w:rPr>
+        <w:t>Érezhető volt hangján, hogy a korábbi jókedv helyét átvette a stressz.</w:t>
+      </w:r>
+    </w:p>
+    <w:p>
+      <w:pPr>
+        <w:jc w:val="both"/>
+        <w:rPr>
+          <w:rFonts w:ascii="Palatino Linotype" w:hAnsi="Palatino Linotype" w:cs="Times New Roman"/>
+          <w:sz w:val="20"/>
+          <w:szCs w:val="20"/>
+        </w:rPr>
+      </w:pPr>
+      <w:r>
+        <w:rPr>
+          <w:rFonts w:ascii="Palatino Linotype" w:hAnsi="Palatino Linotype" w:cs="Times New Roman"/>
+          <w:sz w:val="20"/>
+          <w:szCs w:val="20"/>
+        </w:rPr>
+        <w:t>–</w:t>
+      </w:r>
+      <w:r>
+        <w:rPr>
+          <w:rFonts w:ascii="Palatino Linotype" w:hAnsi="Palatino Linotype" w:cs="Times New Roman"/>
+          <w:sz w:val="20"/>
+          <w:szCs w:val="20"/>
+        </w:rPr>
+        <w:t xml:space="preserve"> Egyeztethetünk délután is. Ha kell még neked idő.</w:t>
+      </w:r>
+    </w:p>
+    <w:p>
+      <w:pPr>
+        <w:jc w:val="both"/>
+        <w:rPr>
+          <w:rFonts w:ascii="Palatino Linotype" w:hAnsi="Palatino Linotype" w:cs="Times New Roman"/>
+          <w:sz w:val="20"/>
+          <w:szCs w:val="20"/>
+        </w:rPr>
+      </w:pPr>
+      <w:r>
+        <w:rPr>
+          <w:rFonts w:ascii="Palatino Linotype" w:hAnsi="Palatino Linotype" w:cs="Times New Roman"/>
+          <w:sz w:val="20"/>
+          <w:szCs w:val="20"/>
+        </w:rPr>
+        <w:t>–</w:t>
+      </w:r>
+      <w:r>
+        <w:rPr>
+          <w:rFonts w:ascii="Palatino Linotype" w:hAnsi="Palatino Linotype" w:cs="Times New Roman"/>
+          <w:sz w:val="20"/>
+          <w:szCs w:val="20"/>
+        </w:rPr>
+        <w:t xml:space="preserve"> </w:t>
+      </w:r>
+      <w:r>
         <w:rPr>
           <w:rFonts w:ascii="Palatino Linotype" w:hAnsi="Palatino Linotype" w:cs="Times New Roman"/>
           <w:i/>
@@ -3075,7 +2441,797 @@
           <w:sz w:val="20"/>
           <w:szCs w:val="20"/>
         </w:rPr>
-      </w:pPr>
+        <w:t>Nem. Nem egyeztetünk délután.</w:t>
+      </w:r>
+      <w:r>
+        <w:rPr>
+          <w:rFonts w:ascii="Palatino Linotype" w:hAnsi="Palatino Linotype" w:cs="Times New Roman"/>
+          <w:sz w:val="20"/>
+          <w:szCs w:val="20"/>
+        </w:rPr>
+        <w:t xml:space="preserve"> </w:t>
+      </w:r>
+      <w:r>
+        <w:rPr>
+          <w:rFonts w:ascii="Palatino Linotype" w:hAnsi="Palatino Linotype" w:cs="Times New Roman"/>
+          <w:sz w:val="20"/>
+          <w:szCs w:val="20"/>
+        </w:rPr>
+        <w:t>–</w:t>
+      </w:r>
+      <w:r>
+        <w:rPr>
+          <w:rFonts w:ascii="Palatino Linotype" w:hAnsi="Palatino Linotype" w:cs="Times New Roman"/>
+          <w:sz w:val="20"/>
+          <w:szCs w:val="20"/>
+        </w:rPr>
+        <w:t xml:space="preserve"> vágta rá idegesebben.</w:t>
+      </w:r>
+    </w:p>
+    <w:p>
+      <w:pPr>
+        <w:ind w:firstLine="284"/>
+        <w:jc w:val="both"/>
+        <w:rPr>
+          <w:rFonts w:ascii="Palatino Linotype" w:hAnsi="Palatino Linotype" w:cs="Times New Roman"/>
+          <w:sz w:val="20"/>
+          <w:szCs w:val="20"/>
+        </w:rPr>
+      </w:pPr>
+      <w:r>
+        <w:rPr>
+          <w:rFonts w:ascii="Palatino Linotype" w:hAnsi="Palatino Linotype" w:cs="Times New Roman"/>
+          <w:sz w:val="20"/>
+          <w:szCs w:val="20"/>
+        </w:rPr>
+        <w:t>Balázs nem szólt, csak némán figyelte, majd az ablak felé fordult. Odakinn a tűző nap sugarai perzselték a betont. Alig lehetett látni az utcán valakit, aki bevállalta a déli hőséget. Egy ideig figyelte a ház előtt elhaladó autókat, végül úgy döntött, hogy kimegy a konyhába még egy kávéra. Ádám idegesen dobolt a térdén tenyerével. Hol a feje tetejét, hol a homlokát masszírozta.</w:t>
+      </w:r>
+    </w:p>
+    <w:p>
+      <w:pPr>
+        <w:jc w:val="both"/>
+        <w:rPr>
+          <w:rFonts w:ascii="Palatino Linotype" w:hAnsi="Palatino Linotype" w:cs="Times New Roman"/>
+          <w:sz w:val="20"/>
+          <w:szCs w:val="20"/>
+        </w:rPr>
+      </w:pPr>
+      <w:r>
+        <w:rPr>
+          <w:rFonts w:ascii="Palatino Linotype" w:hAnsi="Palatino Linotype" w:cs="Times New Roman"/>
+          <w:sz w:val="20"/>
+          <w:szCs w:val="20"/>
+        </w:rPr>
+        <w:t>–</w:t>
+      </w:r>
+      <w:r>
+        <w:rPr>
+          <w:rFonts w:ascii="Palatino Linotype" w:hAnsi="Palatino Linotype" w:cs="Times New Roman"/>
+          <w:sz w:val="20"/>
+          <w:szCs w:val="20"/>
+        </w:rPr>
+        <w:t xml:space="preserve"> Jó. </w:t>
+      </w:r>
+      <w:r>
+        <w:rPr>
+          <w:rFonts w:ascii="Palatino Linotype" w:hAnsi="Palatino Linotype" w:cs="Times New Roman"/>
+          <w:sz w:val="20"/>
+          <w:szCs w:val="20"/>
+        </w:rPr>
+        <w:t>–</w:t>
+      </w:r>
+      <w:r>
+        <w:rPr>
+          <w:rFonts w:ascii="Palatino Linotype" w:hAnsi="Palatino Linotype" w:cs="Times New Roman"/>
+          <w:sz w:val="20"/>
+          <w:szCs w:val="20"/>
+        </w:rPr>
+        <w:t xml:space="preserve"> dobta le maga mellé a laptopot. </w:t>
+      </w:r>
+      <w:r>
+        <w:rPr>
+          <w:rFonts w:ascii="Palatino Linotype" w:hAnsi="Palatino Linotype" w:cs="Times New Roman"/>
+          <w:sz w:val="20"/>
+          <w:szCs w:val="20"/>
+        </w:rPr>
+        <w:t>–</w:t>
+      </w:r>
+      <w:r>
+        <w:rPr>
+          <w:rFonts w:ascii="Palatino Linotype" w:hAnsi="Palatino Linotype" w:cs="Times New Roman"/>
+          <w:sz w:val="20"/>
+          <w:szCs w:val="20"/>
+        </w:rPr>
+        <w:t xml:space="preserve"> Nézd át, ennyit tudtam vele kezdeni. </w:t>
+      </w:r>
+    </w:p>
+    <w:p>
+      <w:pPr>
+        <w:jc w:val="both"/>
+        <w:rPr>
+          <w:rFonts w:ascii="Palatino Linotype" w:hAnsi="Palatino Linotype" w:cs="Times New Roman"/>
+          <w:sz w:val="20"/>
+          <w:szCs w:val="20"/>
+        </w:rPr>
+      </w:pPr>
+      <w:r>
+        <w:rPr>
+          <w:rFonts w:ascii="Palatino Linotype" w:hAnsi="Palatino Linotype" w:cs="Times New Roman"/>
+          <w:sz w:val="20"/>
+          <w:szCs w:val="20"/>
+        </w:rPr>
+        <w:t>–</w:t>
+      </w:r>
+      <w:r>
+        <w:rPr>
+          <w:rFonts w:ascii="Palatino Linotype" w:hAnsi="Palatino Linotype" w:cs="Times New Roman"/>
+          <w:sz w:val="20"/>
+          <w:szCs w:val="20"/>
+        </w:rPr>
+        <w:t xml:space="preserve"> Na lássuk a mesterművet. </w:t>
+      </w:r>
+      <w:r>
+        <w:rPr>
+          <w:rFonts w:ascii="Palatino Linotype" w:hAnsi="Palatino Linotype" w:cs="Times New Roman"/>
+          <w:sz w:val="20"/>
+          <w:szCs w:val="20"/>
+        </w:rPr>
+        <w:t>–</w:t>
+      </w:r>
+      <w:r>
+        <w:rPr>
+          <w:rFonts w:ascii="Palatino Linotype" w:hAnsi="Palatino Linotype" w:cs="Times New Roman"/>
+          <w:sz w:val="20"/>
+          <w:szCs w:val="20"/>
+        </w:rPr>
+        <w:t xml:space="preserve"> tért vissza a férfi arcán ugyanazzal a nyugodt lelkesedéssel, amivel ajtót nyitott neki. </w:t>
+      </w:r>
+    </w:p>
+    <w:p>
+      <w:pPr>
+        <w:ind w:firstLine="284"/>
+        <w:jc w:val="both"/>
+        <w:rPr>
+          <w:rFonts w:ascii="Palatino Linotype" w:hAnsi="Palatino Linotype" w:cs="Times New Roman"/>
+          <w:sz w:val="20"/>
+          <w:szCs w:val="20"/>
+        </w:rPr>
+      </w:pPr>
+      <w:r>
+        <w:rPr>
+          <w:rFonts w:ascii="Palatino Linotype" w:hAnsi="Palatino Linotype" w:cs="Times New Roman"/>
+          <w:sz w:val="20"/>
+          <w:szCs w:val="20"/>
+        </w:rPr>
+        <w:t>Balázsról néha lehetetlen volt eldönteni, hogy mit érez. Az arckifejezése most is békés volt, szemének csillogásából lehetett csak sejteni, hogy Ádámnak sikerült elültetnie benne is némi feszültséget.</w:t>
+      </w:r>
+    </w:p>
+    <w:p>
+      <w:pPr>
+        <w:jc w:val="both"/>
+        <w:rPr>
+          <w:rFonts w:ascii="Palatino Linotype" w:hAnsi="Palatino Linotype" w:cs="Times New Roman"/>
+          <w:sz w:val="20"/>
+          <w:szCs w:val="20"/>
+        </w:rPr>
+      </w:pPr>
+      <w:r>
+        <w:rPr>
+          <w:rFonts w:ascii="Palatino Linotype" w:hAnsi="Palatino Linotype" w:cs="Times New Roman"/>
+          <w:sz w:val="20"/>
+          <w:szCs w:val="20"/>
+        </w:rPr>
+        <w:t>–</w:t>
+      </w:r>
+      <w:r>
+        <w:rPr>
+          <w:rFonts w:ascii="Palatino Linotype" w:hAnsi="Palatino Linotype" w:cs="Times New Roman"/>
+          <w:sz w:val="20"/>
+          <w:szCs w:val="20"/>
+        </w:rPr>
+        <w:t xml:space="preserve"> Szóban mondjam folyamatosan vagy inkább </w:t>
+      </w:r>
+      <w:proofErr w:type="spellStart"/>
+      <w:r>
+        <w:rPr>
+          <w:rFonts w:ascii="Palatino Linotype" w:hAnsi="Palatino Linotype" w:cs="Times New Roman"/>
+          <w:sz w:val="20"/>
+          <w:szCs w:val="20"/>
+        </w:rPr>
+        <w:t>kommenteljem</w:t>
+      </w:r>
+      <w:proofErr w:type="spellEnd"/>
+      <w:r>
+        <w:rPr>
+          <w:rFonts w:ascii="Palatino Linotype" w:hAnsi="Palatino Linotype" w:cs="Times New Roman"/>
+          <w:sz w:val="20"/>
+          <w:szCs w:val="20"/>
+        </w:rPr>
+        <w:t xml:space="preserve"> tele? </w:t>
+      </w:r>
+      <w:r>
+        <w:rPr>
+          <w:rFonts w:ascii="Palatino Linotype" w:hAnsi="Palatino Linotype" w:cs="Times New Roman"/>
+          <w:sz w:val="20"/>
+          <w:szCs w:val="20"/>
+        </w:rPr>
+        <w:t>–</w:t>
+      </w:r>
+      <w:r>
+        <w:rPr>
+          <w:rFonts w:ascii="Palatino Linotype" w:hAnsi="Palatino Linotype" w:cs="Times New Roman"/>
+          <w:sz w:val="20"/>
+          <w:szCs w:val="20"/>
+        </w:rPr>
+        <w:t xml:space="preserve"> pillantott Ádámra. </w:t>
+      </w:r>
+    </w:p>
+    <w:p>
+      <w:pPr>
+        <w:jc w:val="both"/>
+        <w:rPr>
+          <w:rFonts w:ascii="Palatino Linotype" w:hAnsi="Palatino Linotype" w:cs="Times New Roman"/>
+          <w:sz w:val="20"/>
+          <w:szCs w:val="20"/>
+        </w:rPr>
+      </w:pPr>
+      <w:r>
+        <w:rPr>
+          <w:rFonts w:ascii="Palatino Linotype" w:hAnsi="Palatino Linotype" w:cs="Times New Roman"/>
+          <w:sz w:val="20"/>
+          <w:szCs w:val="20"/>
+        </w:rPr>
+        <w:t>–</w:t>
+      </w:r>
+      <w:r>
+        <w:rPr>
+          <w:rFonts w:ascii="Palatino Linotype" w:hAnsi="Palatino Linotype" w:cs="Times New Roman"/>
+          <w:sz w:val="20"/>
+          <w:szCs w:val="20"/>
+        </w:rPr>
+        <w:t xml:space="preserve"> Átküldöm, hogy tudd olvasni és közben én jegyzetelek. </w:t>
+      </w:r>
+      <w:r>
+        <w:rPr>
+          <w:rFonts w:ascii="Palatino Linotype" w:hAnsi="Palatino Linotype" w:cs="Times New Roman"/>
+          <w:sz w:val="20"/>
+          <w:szCs w:val="20"/>
+        </w:rPr>
+        <w:t>–</w:t>
+      </w:r>
+      <w:r>
+        <w:rPr>
+          <w:rFonts w:ascii="Palatino Linotype" w:hAnsi="Palatino Linotype" w:cs="Times New Roman"/>
+          <w:sz w:val="20"/>
+          <w:szCs w:val="20"/>
+        </w:rPr>
+        <w:t xml:space="preserve"> morogta, majd türelmetlenül visszavette magához a laptopot. </w:t>
+      </w:r>
+    </w:p>
+    <w:p>
+      <w:pPr>
+        <w:ind w:firstLine="284"/>
+        <w:jc w:val="both"/>
+        <w:rPr>
+          <w:rFonts w:ascii="Palatino Linotype" w:hAnsi="Palatino Linotype" w:cs="Times New Roman"/>
+          <w:sz w:val="20"/>
+          <w:szCs w:val="20"/>
+        </w:rPr>
+      </w:pPr>
+      <w:r>
+        <w:rPr>
+          <w:rFonts w:ascii="Palatino Linotype" w:hAnsi="Palatino Linotype" w:cs="Times New Roman"/>
+          <w:sz w:val="20"/>
+          <w:szCs w:val="20"/>
+        </w:rPr>
+        <w:t xml:space="preserve">Látszott rajta, hogy nincs jó napja. Ádám minden euforikus, túlpörgött estéje után napokig maga alatt volt. Nem a csöndes, depressziós módon, hanem inkább nyers haragba hajló szorongással. Érezni lehetett, hogy az előző este hatása még nem kopott ki nála ezúttal sem, csak átalakult. </w:t>
+      </w:r>
+    </w:p>
+    <w:p>
+      <w:pPr>
+        <w:ind w:firstLine="284"/>
+        <w:jc w:val="both"/>
+        <w:rPr>
+          <w:rFonts w:ascii="Palatino Linotype" w:hAnsi="Palatino Linotype" w:cs="Times New Roman"/>
+          <w:sz w:val="20"/>
+          <w:szCs w:val="20"/>
+        </w:rPr>
+      </w:pPr>
+      <w:r>
+        <w:rPr>
+          <w:rFonts w:ascii="Palatino Linotype" w:hAnsi="Palatino Linotype" w:cs="Times New Roman"/>
+          <w:sz w:val="20"/>
+          <w:szCs w:val="20"/>
+        </w:rPr>
+        <w:t>Balázs ismerte már ezt a mintázatot nagyon jól. Az évek alatt hasonlóan Timihez, ő is kitapasztalta, hogy hogyan érdemes helyén kezelni Ádám hangulatingadozásait, amitől néha kibírhatatlanul viselkedett mindenkivel. Az új élethelyzet, amit a közös vállalkozás eredményezett, néha még az ő idegeit is próbára tette.</w:t>
+      </w:r>
+    </w:p>
+    <w:p>
+      <w:pPr>
+        <w:jc w:val="both"/>
+        <w:rPr>
+          <w:rFonts w:ascii="Palatino Linotype" w:hAnsi="Palatino Linotype" w:cs="Times New Roman"/>
+          <w:sz w:val="20"/>
+          <w:szCs w:val="20"/>
+        </w:rPr>
+      </w:pPr>
+      <w:r>
+        <w:rPr>
+          <w:rFonts w:ascii="Palatino Linotype" w:hAnsi="Palatino Linotype" w:cs="Times New Roman"/>
+          <w:sz w:val="20"/>
+          <w:szCs w:val="20"/>
+        </w:rPr>
+        <w:t>–</w:t>
+      </w:r>
+      <w:r>
+        <w:rPr>
+          <w:rFonts w:ascii="Palatino Linotype" w:hAnsi="Palatino Linotype" w:cs="Times New Roman"/>
+          <w:sz w:val="20"/>
+          <w:szCs w:val="20"/>
+        </w:rPr>
+        <w:t xml:space="preserve"> Rendben. </w:t>
+      </w:r>
+      <w:r>
+        <w:rPr>
+          <w:rFonts w:ascii="Palatino Linotype" w:hAnsi="Palatino Linotype" w:cs="Times New Roman"/>
+          <w:sz w:val="20"/>
+          <w:szCs w:val="20"/>
+        </w:rPr>
+        <w:t>–</w:t>
+      </w:r>
+      <w:r>
+        <w:rPr>
+          <w:rFonts w:ascii="Palatino Linotype" w:hAnsi="Palatino Linotype" w:cs="Times New Roman"/>
+          <w:sz w:val="20"/>
+          <w:szCs w:val="20"/>
+        </w:rPr>
+        <w:t xml:space="preserve"> nyitotta meg a fájlt és elkezdte tanulmányozni azt, amit Ádám összerakott.</w:t>
+      </w:r>
+    </w:p>
+    <w:p>
+      <w:pPr>
+        <w:ind w:firstLine="284"/>
+        <w:jc w:val="both"/>
+        <w:rPr>
+          <w:rFonts w:ascii="Palatino Linotype" w:hAnsi="Palatino Linotype" w:cs="Times New Roman"/>
+          <w:sz w:val="20"/>
+          <w:szCs w:val="20"/>
+        </w:rPr>
+      </w:pPr>
+      <w:r>
+        <w:rPr>
+          <w:rFonts w:ascii="Palatino Linotype" w:hAnsi="Palatino Linotype" w:cs="Times New Roman"/>
+          <w:sz w:val="20"/>
+          <w:szCs w:val="20"/>
+        </w:rPr>
+        <w:t>Szemei sorról sorra haladtak. Homlokát összeráncolta, ahogy koncentrált. Ádám unott arccal várta a visszajelzést.</w:t>
+      </w:r>
+    </w:p>
+    <w:p>
+      <w:pPr>
+        <w:jc w:val="both"/>
+        <w:rPr>
+          <w:rFonts w:ascii="Palatino Linotype" w:hAnsi="Palatino Linotype" w:cs="Times New Roman"/>
+          <w:sz w:val="20"/>
+          <w:szCs w:val="20"/>
+        </w:rPr>
+      </w:pPr>
+      <w:r>
+        <w:rPr>
+          <w:rFonts w:ascii="Palatino Linotype" w:hAnsi="Palatino Linotype" w:cs="Times New Roman"/>
+          <w:sz w:val="20"/>
+          <w:szCs w:val="20"/>
+        </w:rPr>
+        <w:t>–</w:t>
+      </w:r>
+      <w:r>
+        <w:rPr>
+          <w:rFonts w:ascii="Palatino Linotype" w:hAnsi="Palatino Linotype" w:cs="Times New Roman"/>
+          <w:sz w:val="20"/>
+          <w:szCs w:val="20"/>
+        </w:rPr>
+        <w:t xml:space="preserve"> Az eleje jó szerintem. </w:t>
+      </w:r>
+      <w:r>
+        <w:rPr>
+          <w:rFonts w:ascii="Palatino Linotype" w:hAnsi="Palatino Linotype" w:cs="Times New Roman"/>
+          <w:sz w:val="20"/>
+          <w:szCs w:val="20"/>
+        </w:rPr>
+        <w:t>–</w:t>
+      </w:r>
+      <w:r>
+        <w:rPr>
+          <w:rFonts w:ascii="Palatino Linotype" w:hAnsi="Palatino Linotype" w:cs="Times New Roman"/>
+          <w:sz w:val="20"/>
+          <w:szCs w:val="20"/>
+        </w:rPr>
+        <w:t xml:space="preserve"> szólalt meg végül. </w:t>
+      </w:r>
+      <w:r>
+        <w:rPr>
+          <w:rFonts w:ascii="Palatino Linotype" w:hAnsi="Palatino Linotype" w:cs="Times New Roman"/>
+          <w:sz w:val="20"/>
+          <w:szCs w:val="20"/>
+        </w:rPr>
+        <w:t>–</w:t>
+      </w:r>
+      <w:r>
+        <w:rPr>
+          <w:rFonts w:ascii="Palatino Linotype" w:hAnsi="Palatino Linotype" w:cs="Times New Roman"/>
+          <w:sz w:val="20"/>
+          <w:szCs w:val="20"/>
+        </w:rPr>
+        <w:t xml:space="preserve"> Ez a második pont ez nagyon gyenge. Nem is ezzel kellene szerintem felvezetni.</w:t>
+      </w:r>
+      <w:r>
+        <w:rPr>
+          <w:rFonts w:ascii="Palatino Linotype" w:hAnsi="Palatino Linotype" w:cs="Times New Roman"/>
+          <w:sz w:val="20"/>
+          <w:szCs w:val="20"/>
+        </w:rPr>
+        <w:t xml:space="preserve"> </w:t>
+      </w:r>
+    </w:p>
+    <w:p>
+      <w:pPr>
+        <w:jc w:val="both"/>
+        <w:rPr>
+          <w:rFonts w:ascii="Palatino Linotype" w:hAnsi="Palatino Linotype" w:cs="Times New Roman"/>
+          <w:sz w:val="20"/>
+          <w:szCs w:val="20"/>
+        </w:rPr>
+      </w:pPr>
+      <w:r>
+        <w:rPr>
+          <w:rFonts w:ascii="Palatino Linotype" w:hAnsi="Palatino Linotype" w:cs="Times New Roman"/>
+          <w:sz w:val="20"/>
+          <w:szCs w:val="20"/>
+        </w:rPr>
+        <w:t>–</w:t>
+      </w:r>
+      <w:r>
+        <w:rPr>
+          <w:rFonts w:ascii="Palatino Linotype" w:hAnsi="Palatino Linotype" w:cs="Times New Roman"/>
+          <w:sz w:val="20"/>
+          <w:szCs w:val="20"/>
+        </w:rPr>
+        <w:t xml:space="preserve"> Az már nem a felvezetés. </w:t>
+      </w:r>
+      <w:r>
+        <w:rPr>
+          <w:rFonts w:ascii="Palatino Linotype" w:hAnsi="Palatino Linotype" w:cs="Times New Roman"/>
+          <w:sz w:val="20"/>
+          <w:szCs w:val="20"/>
+        </w:rPr>
+        <w:t>–</w:t>
+      </w:r>
+      <w:r>
+        <w:rPr>
+          <w:rFonts w:ascii="Palatino Linotype" w:hAnsi="Palatino Linotype" w:cs="Times New Roman"/>
+          <w:sz w:val="20"/>
+          <w:szCs w:val="20"/>
+        </w:rPr>
+        <w:t xml:space="preserve"> </w:t>
+      </w:r>
+      <w:r>
+        <w:rPr>
+          <w:rFonts w:ascii="Palatino Linotype" w:hAnsi="Palatino Linotype" w:cs="Times New Roman"/>
+          <w:sz w:val="20"/>
+          <w:szCs w:val="20"/>
+        </w:rPr>
+        <w:t>sziszegte, majd egy pillanatra elharapta a mondat végét, mert tudta, hogy ha tovább beszél, csak kiabálna.</w:t>
+      </w:r>
+    </w:p>
+    <w:p>
+      <w:pPr>
+        <w:jc w:val="both"/>
+        <w:rPr>
+          <w:rFonts w:ascii="Palatino Linotype" w:hAnsi="Palatino Linotype" w:cs="Times New Roman"/>
+          <w:sz w:val="20"/>
+          <w:szCs w:val="20"/>
+        </w:rPr>
+      </w:pPr>
+      <w:r>
+        <w:rPr>
+          <w:rFonts w:ascii="Palatino Linotype" w:hAnsi="Palatino Linotype" w:cs="Times New Roman"/>
+          <w:sz w:val="20"/>
+          <w:szCs w:val="20"/>
+        </w:rPr>
+        <w:t>–</w:t>
+      </w:r>
+      <w:r>
+        <w:rPr>
+          <w:rFonts w:ascii="Palatino Linotype" w:hAnsi="Palatino Linotype" w:cs="Times New Roman"/>
+          <w:sz w:val="20"/>
+          <w:szCs w:val="20"/>
+        </w:rPr>
+        <w:t xml:space="preserve"> Akkor is más sorrend kéne. </w:t>
+      </w:r>
+      <w:r>
+        <w:rPr>
+          <w:rFonts w:ascii="Palatino Linotype" w:hAnsi="Palatino Linotype" w:cs="Times New Roman"/>
+          <w:sz w:val="20"/>
+          <w:szCs w:val="20"/>
+        </w:rPr>
+        <w:t>Amit most a második pontba raktál, az tipikus</w:t>
+      </w:r>
+      <w:r>
+        <w:rPr>
+          <w:rFonts w:ascii="Palatino Linotype" w:hAnsi="Palatino Linotype" w:cs="Times New Roman"/>
+          <w:sz w:val="20"/>
+          <w:szCs w:val="20"/>
+        </w:rPr>
+        <w:t xml:space="preserve"> lábjegyzet</w:t>
+      </w:r>
+      <w:r>
+        <w:rPr>
+          <w:rFonts w:ascii="Palatino Linotype" w:hAnsi="Palatino Linotype" w:cs="Times New Roman"/>
+          <w:sz w:val="20"/>
+          <w:szCs w:val="20"/>
+        </w:rPr>
+        <w:t>. Ez nem vezető gondolat,</w:t>
+      </w:r>
+      <w:r>
+        <w:rPr>
+          <w:rFonts w:ascii="Palatino Linotype" w:hAnsi="Palatino Linotype" w:cs="Times New Roman"/>
+          <w:sz w:val="20"/>
+          <w:szCs w:val="20"/>
+        </w:rPr>
+        <w:t xml:space="preserve"> hanem csak fölösleges időhúzás</w:t>
+      </w:r>
+      <w:r>
+        <w:rPr>
+          <w:rFonts w:ascii="Palatino Linotype" w:hAnsi="Palatino Linotype" w:cs="Times New Roman"/>
+          <w:sz w:val="20"/>
+          <w:szCs w:val="20"/>
+        </w:rPr>
+        <w:t>.</w:t>
+      </w:r>
+      <w:r>
+        <w:rPr>
+          <w:rFonts w:ascii="Palatino Linotype" w:hAnsi="Palatino Linotype" w:cs="Times New Roman"/>
+          <w:sz w:val="20"/>
+          <w:szCs w:val="20"/>
+        </w:rPr>
+        <w:t xml:space="preserve"> </w:t>
+      </w:r>
+      <w:r>
+        <w:rPr>
+          <w:rFonts w:ascii="Palatino Linotype" w:hAnsi="Palatino Linotype" w:cs="Times New Roman"/>
+          <w:sz w:val="20"/>
+          <w:szCs w:val="20"/>
+        </w:rPr>
+        <w:t>–</w:t>
+      </w:r>
+      <w:r>
+        <w:rPr>
+          <w:rFonts w:ascii="Palatino Linotype" w:hAnsi="Palatino Linotype" w:cs="Times New Roman"/>
+          <w:sz w:val="20"/>
+          <w:szCs w:val="20"/>
+        </w:rPr>
+        <w:t xml:space="preserve"> mondta Balázs hidegen, miközben továbbgörgetett. </w:t>
+      </w:r>
+    </w:p>
+    <w:p>
+      <w:pPr>
+        <w:ind w:firstLine="284"/>
+        <w:jc w:val="both"/>
+        <w:rPr>
+          <w:rFonts w:ascii="Palatino Linotype" w:hAnsi="Palatino Linotype" w:cs="Times New Roman"/>
+          <w:sz w:val="20"/>
+          <w:szCs w:val="20"/>
+        </w:rPr>
+      </w:pPr>
+      <w:r>
+        <w:rPr>
+          <w:rFonts w:ascii="Palatino Linotype" w:hAnsi="Palatino Linotype" w:cs="Times New Roman"/>
+          <w:sz w:val="20"/>
+          <w:szCs w:val="20"/>
+        </w:rPr>
+        <w:t>Ádám álla megfeszült, ahogy összeszorította fogait.</w:t>
+      </w:r>
+    </w:p>
+    <w:p>
+      <w:pPr>
+        <w:jc w:val="both"/>
+        <w:rPr>
+          <w:rFonts w:ascii="Palatino Linotype" w:hAnsi="Palatino Linotype" w:cs="Times New Roman"/>
+          <w:sz w:val="20"/>
+          <w:szCs w:val="20"/>
+        </w:rPr>
+      </w:pPr>
+      <w:r>
+        <w:rPr>
+          <w:rFonts w:ascii="Palatino Linotype" w:hAnsi="Palatino Linotype" w:cs="Times New Roman"/>
+          <w:sz w:val="20"/>
+          <w:szCs w:val="20"/>
+        </w:rPr>
+        <w:t>–</w:t>
+      </w:r>
+      <w:r>
+        <w:rPr>
+          <w:rFonts w:ascii="Palatino Linotype" w:hAnsi="Palatino Linotype" w:cs="Times New Roman"/>
+          <w:sz w:val="20"/>
+          <w:szCs w:val="20"/>
+        </w:rPr>
+        <w:t xml:space="preserve"> Túl sok a technikai részlet. </w:t>
+      </w:r>
+      <w:r>
+        <w:rPr>
+          <w:rFonts w:ascii="Palatino Linotype" w:hAnsi="Palatino Linotype" w:cs="Times New Roman"/>
+          <w:sz w:val="20"/>
+          <w:szCs w:val="20"/>
+        </w:rPr>
+        <w:t>–</w:t>
+      </w:r>
+      <w:r>
+        <w:rPr>
+          <w:rFonts w:ascii="Palatino Linotype" w:hAnsi="Palatino Linotype" w:cs="Times New Roman"/>
+          <w:sz w:val="20"/>
+          <w:szCs w:val="20"/>
+        </w:rPr>
+        <w:t xml:space="preserve"> szólalt meg ismét. </w:t>
+      </w:r>
+      <w:r>
+        <w:rPr>
+          <w:rFonts w:ascii="Palatino Linotype" w:hAnsi="Palatino Linotype" w:cs="Times New Roman"/>
+          <w:sz w:val="20"/>
+          <w:szCs w:val="20"/>
+        </w:rPr>
+        <w:t>–</w:t>
+      </w:r>
+      <w:r>
+        <w:rPr>
+          <w:rFonts w:ascii="Palatino Linotype" w:hAnsi="Palatino Linotype" w:cs="Times New Roman"/>
+          <w:sz w:val="20"/>
+          <w:szCs w:val="20"/>
+        </w:rPr>
+        <w:t xml:space="preserve"> Ez unalmas. A felénél járok és még mindig nem látom hírét sem annak, hogy mi értelme van ennek az egésznek. Ha el akarod adni-…</w:t>
+      </w:r>
+    </w:p>
+    <w:p>
+      <w:pPr>
+        <w:jc w:val="both"/>
+        <w:rPr>
+          <w:rFonts w:ascii="Palatino Linotype" w:hAnsi="Palatino Linotype" w:cs="Times New Roman"/>
+          <w:sz w:val="20"/>
+          <w:szCs w:val="20"/>
+        </w:rPr>
+      </w:pPr>
+      <w:r>
+        <w:rPr>
+          <w:rFonts w:ascii="Palatino Linotype" w:hAnsi="Palatino Linotype" w:cs="Times New Roman"/>
+          <w:sz w:val="20"/>
+          <w:szCs w:val="20"/>
+        </w:rPr>
+        <w:lastRenderedPageBreak/>
+        <w:t>–</w:t>
+      </w:r>
+      <w:r>
+        <w:rPr>
+          <w:rFonts w:ascii="Palatino Linotype" w:hAnsi="Palatino Linotype" w:cs="Times New Roman"/>
+          <w:sz w:val="20"/>
+          <w:szCs w:val="20"/>
+        </w:rPr>
+        <w:t xml:space="preserve"> Ha ennyi bajod van vele, mi a faszért nem te csinálod?! </w:t>
+      </w:r>
+      <w:r>
+        <w:rPr>
+          <w:rFonts w:ascii="Palatino Linotype" w:hAnsi="Palatino Linotype" w:cs="Times New Roman"/>
+          <w:sz w:val="20"/>
+          <w:szCs w:val="20"/>
+        </w:rPr>
+        <w:t>–</w:t>
+      </w:r>
+      <w:r>
+        <w:rPr>
+          <w:rFonts w:ascii="Palatino Linotype" w:hAnsi="Palatino Linotype" w:cs="Times New Roman"/>
+          <w:sz w:val="20"/>
+          <w:szCs w:val="20"/>
+        </w:rPr>
+        <w:t xml:space="preserve"> csapta le a laptopja fedelét Ádám. </w:t>
+      </w:r>
+      <w:r>
+        <w:rPr>
+          <w:rFonts w:ascii="Palatino Linotype" w:hAnsi="Palatino Linotype" w:cs="Times New Roman"/>
+          <w:sz w:val="20"/>
+          <w:szCs w:val="20"/>
+        </w:rPr>
+        <w:t>–</w:t>
+      </w:r>
+      <w:r>
+        <w:rPr>
+          <w:rFonts w:ascii="Palatino Linotype" w:hAnsi="Palatino Linotype" w:cs="Times New Roman"/>
+          <w:sz w:val="20"/>
+          <w:szCs w:val="20"/>
+        </w:rPr>
+        <w:t xml:space="preserve"> Az előbb még az volt a bajod, hogy túl sok a marketing.</w:t>
+      </w:r>
+    </w:p>
+    <w:p>
+      <w:pPr>
+        <w:jc w:val="both"/>
+        <w:rPr>
+          <w:rFonts w:ascii="Palatino Linotype" w:hAnsi="Palatino Linotype" w:cs="Times New Roman"/>
+          <w:sz w:val="20"/>
+          <w:szCs w:val="20"/>
+        </w:rPr>
+      </w:pPr>
+      <w:r>
+        <w:rPr>
+          <w:rFonts w:ascii="Palatino Linotype" w:hAnsi="Palatino Linotype" w:cs="Times New Roman"/>
+          <w:sz w:val="20"/>
+          <w:szCs w:val="20"/>
+        </w:rPr>
+        <w:t>–</w:t>
+      </w:r>
+      <w:r>
+        <w:rPr>
+          <w:rFonts w:ascii="Palatino Linotype" w:hAnsi="Palatino Linotype" w:cs="Times New Roman"/>
+          <w:sz w:val="20"/>
+          <w:szCs w:val="20"/>
+        </w:rPr>
+        <w:t xml:space="preserve"> Mert a te céged és a te projekted is és egy csapat vagyunk, ahol egymással és egymásért is dolgozunk…? </w:t>
+      </w:r>
+      <w:r>
+        <w:rPr>
+          <w:rFonts w:ascii="Palatino Linotype" w:hAnsi="Palatino Linotype" w:cs="Times New Roman"/>
+          <w:sz w:val="20"/>
+          <w:szCs w:val="20"/>
+        </w:rPr>
+        <w:t>–</w:t>
+      </w:r>
+      <w:r>
+        <w:rPr>
+          <w:rFonts w:ascii="Palatino Linotype" w:hAnsi="Palatino Linotype" w:cs="Times New Roman"/>
+          <w:sz w:val="20"/>
+          <w:szCs w:val="20"/>
+        </w:rPr>
+        <w:t xml:space="preserve"> vágott vissza cinikusan a férfi. </w:t>
+      </w:r>
+      <w:r>
+        <w:rPr>
+          <w:rFonts w:ascii="Palatino Linotype" w:hAnsi="Palatino Linotype" w:cs="Times New Roman"/>
+          <w:sz w:val="20"/>
+          <w:szCs w:val="20"/>
+        </w:rPr>
+        <w:t>–</w:t>
+      </w:r>
+      <w:r>
+        <w:rPr>
+          <w:rFonts w:ascii="Palatino Linotype" w:hAnsi="Palatino Linotype" w:cs="Times New Roman"/>
+          <w:sz w:val="20"/>
+          <w:szCs w:val="20"/>
+        </w:rPr>
+        <w:t xml:space="preserve"> Ha szart rakok össze, a te arcod is ég miattam, nem?</w:t>
+      </w:r>
+    </w:p>
+    <w:p>
+      <w:pPr>
+        <w:jc w:val="both"/>
+        <w:rPr>
+          <w:rFonts w:ascii="Palatino Linotype" w:hAnsi="Palatino Linotype" w:cs="Times New Roman"/>
+          <w:sz w:val="20"/>
+          <w:szCs w:val="20"/>
+        </w:rPr>
+      </w:pPr>
+      <w:r>
+        <w:rPr>
+          <w:rFonts w:ascii="Palatino Linotype" w:hAnsi="Palatino Linotype" w:cs="Times New Roman"/>
+          <w:sz w:val="20"/>
+          <w:szCs w:val="20"/>
+        </w:rPr>
+        <w:t>–</w:t>
+      </w:r>
+      <w:r>
+        <w:rPr>
+          <w:rFonts w:ascii="Palatino Linotype" w:hAnsi="Palatino Linotype" w:cs="Times New Roman"/>
+          <w:sz w:val="20"/>
+          <w:szCs w:val="20"/>
+        </w:rPr>
+        <w:t xml:space="preserve"> Áh, szóval </w:t>
+      </w:r>
       <w:r>
         <w:rPr>
           <w:rFonts w:ascii="Palatino Linotype" w:hAnsi="Palatino Linotype" w:cs="Times New Roman"/>
@@ -3084,9 +3240,36 @@
           <w:sz w:val="20"/>
           <w:szCs w:val="20"/>
         </w:rPr>
-        <w:t>Mi van, ha ez tényleg sza</w:t>
-      </w:r>
-      <w:r>
+        <w:t>szart</w:t>
+      </w:r>
+      <w:r>
+        <w:rPr>
+          <w:rFonts w:ascii="Palatino Linotype" w:hAnsi="Palatino Linotype" w:cs="Times New Roman"/>
+          <w:sz w:val="20"/>
+          <w:szCs w:val="20"/>
+        </w:rPr>
+        <w:t xml:space="preserve"> raktam össze. </w:t>
+      </w:r>
+      <w:r>
+        <w:rPr>
+          <w:rFonts w:ascii="Palatino Linotype" w:hAnsi="Palatino Linotype" w:cs="Times New Roman"/>
+          <w:sz w:val="20"/>
+          <w:szCs w:val="20"/>
+        </w:rPr>
+        <w:t>–</w:t>
+      </w:r>
+      <w:r>
+        <w:rPr>
+          <w:rFonts w:ascii="Palatino Linotype" w:hAnsi="Palatino Linotype" w:cs="Times New Roman"/>
+          <w:sz w:val="20"/>
+          <w:szCs w:val="20"/>
+        </w:rPr>
+        <w:t xml:space="preserve"> emelte fel hangját barátja.</w:t>
+      </w:r>
+    </w:p>
+    <w:p>
+      <w:pPr>
+        <w:jc w:val="both"/>
         <w:rPr>
           <w:rFonts w:ascii="Palatino Linotype" w:hAnsi="Palatino Linotype" w:cs="Times New Roman"/>
           <w:i/>
@@ -3094,8 +3277,7 @@
           <w:sz w:val="20"/>
           <w:szCs w:val="20"/>
         </w:rPr>
-        <w:t>r…</w:t>
-      </w:r>
+      </w:pPr>
       <w:r>
         <w:rPr>
           <w:rFonts w:ascii="Palatino Linotype" w:hAnsi="Palatino Linotype" w:cs="Times New Roman"/>
@@ -3104,7 +3286,7 @@
           <w:sz w:val="20"/>
           <w:szCs w:val="20"/>
         </w:rPr>
-        <w:t xml:space="preserve"> </w:t>
+        <w:t>Mi van, ha ez tényleg sza</w:t>
       </w:r>
       <w:r>
         <w:rPr>
@@ -3114,7 +3296,7 @@
           <w:sz w:val="20"/>
           <w:szCs w:val="20"/>
         </w:rPr>
-        <w:t>É</w:t>
+        <w:t>r…</w:t>
       </w:r>
       <w:r>
         <w:rPr>
@@ -3124,75 +3306,7 @@
           <w:sz w:val="20"/>
           <w:szCs w:val="20"/>
         </w:rPr>
-        <w:t>s én csak tolom tovább?</w:t>
-      </w:r>
-    </w:p>
-    <w:p>
-      <w:pPr>
-        <w:jc w:val="both"/>
-        <w:rPr>
-          <w:rFonts w:ascii="Palatino Linotype" w:hAnsi="Palatino Linotype" w:cs="Times New Roman"/>
-          <w:sz w:val="20"/>
-          <w:szCs w:val="20"/>
-        </w:rPr>
-      </w:pPr>
-      <w:r>
-        <w:rPr>
-          <w:rFonts w:ascii="Palatino Linotype" w:hAnsi="Palatino Linotype" w:cs="Times New Roman"/>
-          <w:sz w:val="20"/>
-          <w:szCs w:val="20"/>
-        </w:rPr>
-        <w:t>–</w:t>
-      </w:r>
-      <w:r>
-        <w:rPr>
-          <w:rFonts w:ascii="Palatino Linotype" w:hAnsi="Palatino Linotype" w:cs="Times New Roman"/>
-          <w:sz w:val="20"/>
-          <w:szCs w:val="20"/>
-        </w:rPr>
-        <w:t xml:space="preserve"> Nem ezt mondtam, ne forgasd ki a szavaimat. Ez a szöveg nem tény és nem reklám, csak mellébeszélés. Ugyanazt csináljuk, mint eddig.</w:t>
-      </w:r>
-    </w:p>
-    <w:p>
-      <w:pPr>
-        <w:jc w:val="both"/>
-        <w:rPr>
-          <w:rFonts w:ascii="Palatino Linotype" w:hAnsi="Palatino Linotype" w:cs="Times New Roman"/>
-          <w:sz w:val="20"/>
-          <w:szCs w:val="20"/>
-        </w:rPr>
-      </w:pPr>
-      <w:r>
-        <w:rPr>
-          <w:rFonts w:ascii="Palatino Linotype" w:hAnsi="Palatino Linotype" w:cs="Times New Roman"/>
-          <w:sz w:val="20"/>
-          <w:szCs w:val="20"/>
-        </w:rPr>
-        <w:t xml:space="preserve">– </w:t>
-      </w:r>
-      <w:r>
-        <w:rPr>
-          <w:rFonts w:ascii="Palatino Linotype" w:hAnsi="Palatino Linotype" w:cs="Times New Roman"/>
-          <w:sz w:val="20"/>
-          <w:szCs w:val="20"/>
-        </w:rPr>
-        <w:t>Szétfikázod az egészet az utolsó pillanatban baszd meg!</w:t>
-      </w:r>
-      <w:r>
-        <w:rPr>
-          <w:rFonts w:ascii="Palatino Linotype" w:hAnsi="Palatino Linotype" w:cs="Times New Roman"/>
-          <w:sz w:val="20"/>
-          <w:szCs w:val="20"/>
-        </w:rPr>
-        <w:t xml:space="preserve"> – csattant Ádám. – És még te beszélsz csapatról?!</w:t>
-      </w:r>
-      <w:r>
-        <w:rPr>
-          <w:rFonts w:ascii="Palatino Linotype" w:hAnsi="Palatino Linotype" w:cs="Times New Roman"/>
-          <w:sz w:val="20"/>
-          <w:szCs w:val="20"/>
-        </w:rPr>
-        <w:t xml:space="preserve"> Tudom, hogy a te kis álmaidnak és óhajaidnak nem felel meg ez a projekt, ezt már ezer formában hallottam tőled és </w:t>
+        <w:t xml:space="preserve"> </w:t>
       </w:r>
       <w:r>
         <w:rPr>
@@ -3202,15 +3316,7 @@
           <w:sz w:val="20"/>
           <w:szCs w:val="20"/>
         </w:rPr>
-        <w:t>leszarom</w:t>
-      </w:r>
-      <w:r>
-        <w:rPr>
-          <w:rFonts w:ascii="Palatino Linotype" w:hAnsi="Palatino Linotype" w:cs="Times New Roman"/>
-          <w:sz w:val="20"/>
-          <w:szCs w:val="20"/>
-        </w:rPr>
-        <w:t xml:space="preserve">. Nem a </w:t>
+        <w:t>É</w:t>
       </w:r>
       <w:r>
         <w:rPr>
@@ -3220,294 +3326,105 @@
           <w:sz w:val="20"/>
           <w:szCs w:val="20"/>
         </w:rPr>
-        <w:t>„Balázs szerint hogy kellene vállalkozni”</w:t>
-      </w:r>
-      <w:r>
-        <w:rPr>
-          <w:rFonts w:ascii="Palatino Linotype" w:hAnsi="Palatino Linotype" w:cs="Times New Roman"/>
-          <w:sz w:val="20"/>
-          <w:szCs w:val="20"/>
-        </w:rPr>
-        <w:t xml:space="preserve"> című műsort akarom hallgatni, hanem azt, hogy mit kéne ezen csiszolni, hogy jó legyen.</w:t>
-      </w:r>
-    </w:p>
-    <w:p>
-      <w:pPr>
-        <w:ind w:firstLine="284"/>
-        <w:jc w:val="both"/>
-        <w:rPr>
-          <w:rFonts w:ascii="Palatino Linotype" w:hAnsi="Palatino Linotype" w:cs="Times New Roman"/>
-          <w:sz w:val="20"/>
-          <w:szCs w:val="20"/>
-        </w:rPr>
-      </w:pPr>
-      <w:r>
-        <w:rPr>
-          <w:rFonts w:ascii="Palatino Linotype" w:hAnsi="Palatino Linotype" w:cs="Times New Roman"/>
-          <w:sz w:val="20"/>
-          <w:szCs w:val="20"/>
-        </w:rPr>
-        <w:t>Balázs megvárta, amíg Ádám befejezi a mondandóját, majd tárgyilagosan reagált.</w:t>
-      </w:r>
-    </w:p>
-    <w:p>
-      <w:pPr>
-        <w:jc w:val="both"/>
-        <w:rPr>
-          <w:rFonts w:ascii="Palatino Linotype" w:hAnsi="Palatino Linotype" w:cs="Times New Roman"/>
-          <w:sz w:val="20"/>
-          <w:szCs w:val="20"/>
-        </w:rPr>
-      </w:pPr>
-      <w:r>
-        <w:rPr>
-          <w:rFonts w:ascii="Palatino Linotype" w:hAnsi="Palatino Linotype" w:cs="Times New Roman"/>
-          <w:sz w:val="20"/>
-          <w:szCs w:val="20"/>
-        </w:rPr>
-        <w:t>–</w:t>
-      </w:r>
-      <w:r>
-        <w:rPr>
-          <w:rFonts w:ascii="Palatino Linotype" w:hAnsi="Palatino Linotype" w:cs="Times New Roman"/>
-          <w:sz w:val="20"/>
-          <w:szCs w:val="20"/>
-        </w:rPr>
-        <w:t xml:space="preserve"> Ezek amatőr hibák. Az én szakmai hitelességem is rombolod vele.</w:t>
-      </w:r>
-    </w:p>
-    <w:p>
-      <w:pPr>
-        <w:jc w:val="both"/>
-        <w:rPr>
-          <w:rFonts w:ascii="Palatino Linotype" w:hAnsi="Palatino Linotype" w:cs="Times New Roman"/>
-          <w:sz w:val="20"/>
-          <w:szCs w:val="20"/>
-        </w:rPr>
-      </w:pPr>
-      <w:r>
-        <w:rPr>
-          <w:rFonts w:ascii="Palatino Linotype" w:hAnsi="Palatino Linotype" w:cs="Times New Roman"/>
-          <w:sz w:val="20"/>
-          <w:szCs w:val="20"/>
-        </w:rPr>
-        <w:t>–</w:t>
-      </w:r>
-      <w:r>
-        <w:rPr>
-          <w:rFonts w:ascii="Palatino Linotype" w:hAnsi="Palatino Linotype" w:cs="Times New Roman"/>
-          <w:sz w:val="20"/>
-          <w:szCs w:val="20"/>
-        </w:rPr>
-        <w:t xml:space="preserve"> Az egész kurva koncepcióval csak bajod van! Állandóan! </w:t>
-      </w:r>
-      <w:r>
-        <w:rPr>
-          <w:rFonts w:ascii="Palatino Linotype" w:hAnsi="Palatino Linotype" w:cs="Times New Roman"/>
-          <w:sz w:val="20"/>
-          <w:szCs w:val="20"/>
-        </w:rPr>
-        <w:t>Csak épp soha nem volt egyetlen saját ötleted se, amitől bár</w:t>
-      </w:r>
-      <w:r>
-        <w:rPr>
-          <w:rFonts w:ascii="Palatino Linotype" w:hAnsi="Palatino Linotype" w:cs="Times New Roman"/>
-          <w:sz w:val="20"/>
-          <w:szCs w:val="20"/>
-        </w:rPr>
-        <w:t>k</w:t>
-      </w:r>
-      <w:r>
-        <w:rPr>
-          <w:rFonts w:ascii="Palatino Linotype" w:hAnsi="Palatino Linotype" w:cs="Times New Roman"/>
-          <w:sz w:val="20"/>
-          <w:szCs w:val="20"/>
-        </w:rPr>
-        <w:t xml:space="preserve">i megmozdult volna! Te jó vagy mások szövegét kijavítani, én meg azért szívok, </w:t>
-      </w:r>
-      <w:r>
-        <w:rPr>
-          <w:rFonts w:ascii="Palatino Linotype" w:hAnsi="Palatino Linotype" w:cs="Times New Roman"/>
-          <w:sz w:val="20"/>
-          <w:szCs w:val="20"/>
-        </w:rPr>
-        <w:t>hogy egyáltalán beleköthess valamibe</w:t>
-      </w:r>
-      <w:r>
-        <w:rPr>
-          <w:rFonts w:ascii="Palatino Linotype" w:hAnsi="Palatino Linotype" w:cs="Times New Roman"/>
-          <w:sz w:val="20"/>
-          <w:szCs w:val="20"/>
-        </w:rPr>
-        <w:t>!</w:t>
-      </w:r>
-    </w:p>
-    <w:p>
-      <w:pPr>
-        <w:jc w:val="both"/>
-        <w:rPr>
-          <w:rFonts w:ascii="Palatino Linotype" w:hAnsi="Palatino Linotype" w:cs="Times New Roman"/>
-          <w:sz w:val="20"/>
-          <w:szCs w:val="20"/>
-        </w:rPr>
-      </w:pPr>
-      <w:r>
-        <w:rPr>
-          <w:rFonts w:ascii="Palatino Linotype" w:hAnsi="Palatino Linotype" w:cs="Times New Roman"/>
-          <w:sz w:val="20"/>
-          <w:szCs w:val="20"/>
-        </w:rPr>
-        <w:t>Balázs némán figyelte, fogait enyhén összeszorítva. Ádám ingerülten tuszkolta be a laptopot a táskájába.</w:t>
-      </w:r>
-    </w:p>
-    <w:p>
-      <w:pPr>
-        <w:jc w:val="both"/>
-        <w:rPr>
-          <w:rFonts w:ascii="Palatino Linotype" w:hAnsi="Palatino Linotype" w:cs="Times New Roman"/>
-          <w:sz w:val="20"/>
-          <w:szCs w:val="20"/>
-        </w:rPr>
-      </w:pPr>
-      <w:r>
-        <w:rPr>
-          <w:rFonts w:ascii="Palatino Linotype" w:hAnsi="Palatino Linotype" w:cs="Times New Roman"/>
-          <w:sz w:val="20"/>
-          <w:szCs w:val="20"/>
-        </w:rPr>
-        <w:t xml:space="preserve">– Mit gondolsz, ki a faszt érdekel, hogy hányadik pontba írom azt a nyomorult részletet? – emelte fel a hangját. – Te állsz ki a színpadra? Te magyarázod el a befektetőknek? Nem. </w:t>
-      </w:r>
-      <w:r>
-        <w:rPr>
-          <w:rFonts w:ascii="Palatino Linotype" w:hAnsi="Palatino Linotype" w:cs="Times New Roman"/>
-          <w:sz w:val="20"/>
-          <w:szCs w:val="20"/>
-        </w:rPr>
-        <w:t>T</w:t>
-      </w:r>
-      <w:r>
-        <w:rPr>
-          <w:rFonts w:ascii="Palatino Linotype" w:hAnsi="Palatino Linotype" w:cs="Times New Roman"/>
-          <w:sz w:val="20"/>
-          <w:szCs w:val="20"/>
-        </w:rPr>
-        <w:t>e akkor is megúsznád, ha most itt összedőlne minden, mert mindig kimagyarázod magad</w:t>
-      </w:r>
-      <w:r>
-        <w:rPr>
-          <w:rFonts w:ascii="Palatino Linotype" w:hAnsi="Palatino Linotype" w:cs="Times New Roman"/>
-          <w:sz w:val="20"/>
-          <w:szCs w:val="20"/>
-        </w:rPr>
-        <w:t xml:space="preserve">. </w:t>
-      </w:r>
-      <w:r>
-        <w:rPr>
-          <w:rFonts w:ascii="Palatino Linotype" w:hAnsi="Palatino Linotype" w:cs="Times New Roman"/>
-          <w:sz w:val="20"/>
-          <w:szCs w:val="20"/>
-        </w:rPr>
-        <w:t>Csak pofázol a háttérből, mint valami kibaszott</w:t>
-      </w:r>
-      <w:r>
-        <w:rPr>
-          <w:rFonts w:ascii="Palatino Linotype" w:hAnsi="Palatino Linotype" w:cs="Times New Roman"/>
-          <w:sz w:val="20"/>
-          <w:szCs w:val="20"/>
-        </w:rPr>
-        <w:t xml:space="preserve"> istenség</w:t>
-      </w:r>
-      <w:r>
-        <w:rPr>
-          <w:rFonts w:ascii="Palatino Linotype" w:hAnsi="Palatino Linotype" w:cs="Times New Roman"/>
-          <w:sz w:val="20"/>
-          <w:szCs w:val="20"/>
-        </w:rPr>
-        <w:t>.</w:t>
-      </w:r>
-    </w:p>
-    <w:p>
-      <w:pPr>
-        <w:ind w:firstLine="284"/>
-        <w:jc w:val="both"/>
-        <w:rPr>
-          <w:rFonts w:ascii="Palatino Linotype" w:hAnsi="Palatino Linotype" w:cs="Times New Roman"/>
-          <w:sz w:val="20"/>
-          <w:szCs w:val="20"/>
-        </w:rPr>
-      </w:pPr>
-      <w:r>
-        <w:rPr>
-          <w:rFonts w:ascii="Palatino Linotype" w:hAnsi="Palatino Linotype" w:cs="Times New Roman"/>
-          <w:sz w:val="20"/>
-          <w:szCs w:val="20"/>
-        </w:rPr>
-        <w:t>Ádám kapkodva szedte össze a cuccait. Barátja letette az asztalra a laptopot, amin még mindig a fájl volt megnyitva. Közelebb lépett hozzá, de a férfi elhúzódott.</w:t>
-      </w:r>
-    </w:p>
-    <w:p>
-      <w:pPr>
-        <w:jc w:val="both"/>
-        <w:rPr>
-          <w:rFonts w:ascii="Palatino Linotype" w:hAnsi="Palatino Linotype" w:cs="Times New Roman"/>
-          <w:sz w:val="20"/>
-          <w:szCs w:val="20"/>
-        </w:rPr>
-      </w:pPr>
-      <w:r>
-        <w:rPr>
-          <w:rFonts w:ascii="Palatino Linotype" w:hAnsi="Palatino Linotype" w:cs="Times New Roman"/>
-          <w:sz w:val="20"/>
-          <w:szCs w:val="20"/>
-        </w:rPr>
-        <w:t>–</w:t>
-      </w:r>
-      <w:r>
-        <w:rPr>
-          <w:rFonts w:ascii="Palatino Linotype" w:hAnsi="Palatino Linotype" w:cs="Times New Roman"/>
-          <w:sz w:val="20"/>
-          <w:szCs w:val="20"/>
-        </w:rPr>
-        <w:t xml:space="preserve"> Menj haza és pihend ki magad. </w:t>
-      </w:r>
-    </w:p>
-    <w:p>
-      <w:pPr>
-        <w:jc w:val="both"/>
-        <w:rPr>
-          <w:rFonts w:ascii="Palatino Linotype" w:hAnsi="Palatino Linotype" w:cs="Times New Roman"/>
-          <w:sz w:val="20"/>
-          <w:szCs w:val="20"/>
-        </w:rPr>
-      </w:pPr>
-      <w:r>
-        <w:rPr>
-          <w:rFonts w:ascii="Palatino Linotype" w:hAnsi="Palatino Linotype" w:cs="Times New Roman"/>
-          <w:sz w:val="20"/>
-          <w:szCs w:val="20"/>
-        </w:rPr>
-        <w:t>–</w:t>
-      </w:r>
-      <w:r>
-        <w:rPr>
-          <w:rFonts w:ascii="Palatino Linotype" w:hAnsi="Palatino Linotype" w:cs="Times New Roman"/>
-          <w:sz w:val="20"/>
-          <w:szCs w:val="20"/>
-        </w:rPr>
-        <w:t xml:space="preserve"> Nem vagy az apám, a munkatársam vagy, baszd meg! Dolgoznunk kellene, nem arról hallgatnom a vekengésed, hogy ez a projekt csak akkor nem lenne szar, ha újrakezdenénk és lenne rá egy évünk pluszban. NINCS!</w:t>
-      </w:r>
-      <w:r>
-        <w:rPr>
-          <w:rFonts w:ascii="Palatino Linotype" w:hAnsi="Palatino Linotype" w:cs="Times New Roman"/>
-          <w:sz w:val="20"/>
-          <w:szCs w:val="20"/>
-        </w:rPr>
-        <w:t xml:space="preserve"> </w:t>
-      </w:r>
-    </w:p>
-    <w:p>
-      <w:pPr>
-        <w:jc w:val="both"/>
+        <w:t>s én csak tolom tovább?</w:t>
+      </w:r>
+    </w:p>
+    <w:p>
+      <w:pPr>
+        <w:jc w:val="both"/>
+        <w:rPr>
+          <w:rFonts w:ascii="Palatino Linotype" w:hAnsi="Palatino Linotype" w:cs="Times New Roman"/>
+          <w:sz w:val="20"/>
+          <w:szCs w:val="20"/>
+        </w:rPr>
+      </w:pPr>
+      <w:r>
+        <w:rPr>
+          <w:rFonts w:ascii="Palatino Linotype" w:hAnsi="Palatino Linotype" w:cs="Times New Roman"/>
+          <w:sz w:val="20"/>
+          <w:szCs w:val="20"/>
+        </w:rPr>
+        <w:t>–</w:t>
+      </w:r>
+      <w:r>
+        <w:rPr>
+          <w:rFonts w:ascii="Palatino Linotype" w:hAnsi="Palatino Linotype" w:cs="Times New Roman"/>
+          <w:sz w:val="20"/>
+          <w:szCs w:val="20"/>
+        </w:rPr>
+        <w:t xml:space="preserve"> Nem ezt mondtam, ne forgasd ki a </w:t>
+      </w:r>
+      <w:proofErr w:type="spellStart"/>
+      <w:r>
+        <w:rPr>
+          <w:rFonts w:ascii="Palatino Linotype" w:hAnsi="Palatino Linotype" w:cs="Times New Roman"/>
+          <w:sz w:val="20"/>
+          <w:szCs w:val="20"/>
+        </w:rPr>
+        <w:t>szavaimat</w:t>
+      </w:r>
+      <w:proofErr w:type="spellEnd"/>
+      <w:r>
+        <w:rPr>
+          <w:rFonts w:ascii="Palatino Linotype" w:hAnsi="Palatino Linotype" w:cs="Times New Roman"/>
+          <w:sz w:val="20"/>
+          <w:szCs w:val="20"/>
+        </w:rPr>
+        <w:t>. Ez a szöveg nem tény és nem reklám, csak mellébeszélés. Ugyanazt csináljuk, mint eddig.</w:t>
+      </w:r>
+    </w:p>
+    <w:p>
+      <w:pPr>
+        <w:jc w:val="both"/>
+        <w:rPr>
+          <w:rFonts w:ascii="Palatino Linotype" w:hAnsi="Palatino Linotype" w:cs="Times New Roman"/>
+          <w:sz w:val="20"/>
+          <w:szCs w:val="20"/>
+        </w:rPr>
+      </w:pPr>
+      <w:r>
+        <w:rPr>
+          <w:rFonts w:ascii="Palatino Linotype" w:hAnsi="Palatino Linotype" w:cs="Times New Roman"/>
+          <w:sz w:val="20"/>
+          <w:szCs w:val="20"/>
+        </w:rPr>
+        <w:t xml:space="preserve">– </w:t>
+      </w:r>
+      <w:proofErr w:type="spellStart"/>
+      <w:r>
+        <w:rPr>
+          <w:rFonts w:ascii="Palatino Linotype" w:hAnsi="Palatino Linotype" w:cs="Times New Roman"/>
+          <w:sz w:val="20"/>
+          <w:szCs w:val="20"/>
+        </w:rPr>
+        <w:t>Szétfikázod</w:t>
+      </w:r>
+      <w:proofErr w:type="spellEnd"/>
+      <w:r>
+        <w:rPr>
+          <w:rFonts w:ascii="Palatino Linotype" w:hAnsi="Palatino Linotype" w:cs="Times New Roman"/>
+          <w:sz w:val="20"/>
+          <w:szCs w:val="20"/>
+        </w:rPr>
+        <w:t xml:space="preserve"> az egészet az utolsó pillanatban baszd meg!</w:t>
+      </w:r>
+      <w:r>
+        <w:rPr>
+          <w:rFonts w:ascii="Palatino Linotype" w:hAnsi="Palatino Linotype" w:cs="Times New Roman"/>
+          <w:sz w:val="20"/>
+          <w:szCs w:val="20"/>
+        </w:rPr>
+        <w:t xml:space="preserve"> – csattant Ádám. – És még te beszélsz csapatról?!</w:t>
+      </w:r>
+      <w:r>
+        <w:rPr>
+          <w:rFonts w:ascii="Palatino Linotype" w:hAnsi="Palatino Linotype" w:cs="Times New Roman"/>
+          <w:sz w:val="20"/>
+          <w:szCs w:val="20"/>
+        </w:rPr>
+        <w:t xml:space="preserve"> Tudom, hogy a te kis álmaidnak és óhajaidnak nem felel meg ez a projekt, ezt már ezer formában hallottam tőled és </w:t>
+      </w:r>
+      <w:r>
         <w:rPr>
           <w:rFonts w:ascii="Palatino Linotype" w:hAnsi="Palatino Linotype" w:cs="Times New Roman"/>
           <w:i/>
@@ -3515,7 +3432,16 @@
           <w:sz w:val="20"/>
           <w:szCs w:val="20"/>
         </w:rPr>
-      </w:pPr>
+        <w:t>leszarom</w:t>
+      </w:r>
+      <w:r>
+        <w:rPr>
+          <w:rFonts w:ascii="Palatino Linotype" w:hAnsi="Palatino Linotype" w:cs="Times New Roman"/>
+          <w:sz w:val="20"/>
+          <w:szCs w:val="20"/>
+        </w:rPr>
+        <w:t xml:space="preserve">. Nem a </w:t>
+      </w:r>
       <w:r>
         <w:rPr>
           <w:rFonts w:ascii="Palatino Linotype" w:hAnsi="Palatino Linotype" w:cs="Times New Roman"/>
@@ -3524,6 +3450,368 @@
           <w:sz w:val="20"/>
           <w:szCs w:val="20"/>
         </w:rPr>
+        <w:t xml:space="preserve">„Balázs </w:t>
+      </w:r>
+      <w:proofErr w:type="gramStart"/>
+      <w:r>
+        <w:rPr>
+          <w:rFonts w:ascii="Palatino Linotype" w:hAnsi="Palatino Linotype" w:cs="Times New Roman"/>
+          <w:i/>
+          <w:iCs/>
+          <w:sz w:val="20"/>
+          <w:szCs w:val="20"/>
+        </w:rPr>
+        <w:t>szerint</w:t>
+      </w:r>
+      <w:proofErr w:type="gramEnd"/>
+      <w:r>
+        <w:rPr>
+          <w:rFonts w:ascii="Palatino Linotype" w:hAnsi="Palatino Linotype" w:cs="Times New Roman"/>
+          <w:i/>
+          <w:iCs/>
+          <w:sz w:val="20"/>
+          <w:szCs w:val="20"/>
+        </w:rPr>
+        <w:t xml:space="preserve"> hogy kellene vállalkozni”</w:t>
+      </w:r>
+      <w:r>
+        <w:rPr>
+          <w:rFonts w:ascii="Palatino Linotype" w:hAnsi="Palatino Linotype" w:cs="Times New Roman"/>
+          <w:sz w:val="20"/>
+          <w:szCs w:val="20"/>
+        </w:rPr>
+        <w:t xml:space="preserve"> című műsort akarom hallgatni, hanem azt, hogy mit kéne ezen csiszolni, hogy jó legyen.</w:t>
+      </w:r>
+    </w:p>
+    <w:p>
+      <w:pPr>
+        <w:ind w:firstLine="284"/>
+        <w:jc w:val="both"/>
+        <w:rPr>
+          <w:rFonts w:ascii="Palatino Linotype" w:hAnsi="Palatino Linotype" w:cs="Times New Roman"/>
+          <w:sz w:val="20"/>
+          <w:szCs w:val="20"/>
+        </w:rPr>
+      </w:pPr>
+      <w:r>
+        <w:rPr>
+          <w:rFonts w:ascii="Palatino Linotype" w:hAnsi="Palatino Linotype" w:cs="Times New Roman"/>
+          <w:sz w:val="20"/>
+          <w:szCs w:val="20"/>
+        </w:rPr>
+        <w:t>Balázs megvárta, amíg Ádám befejezi a mondandóját, majd tárgyilagosan reagált.</w:t>
+      </w:r>
+    </w:p>
+    <w:p>
+      <w:pPr>
+        <w:jc w:val="both"/>
+        <w:rPr>
+          <w:rFonts w:ascii="Palatino Linotype" w:hAnsi="Palatino Linotype" w:cs="Times New Roman"/>
+          <w:sz w:val="20"/>
+          <w:szCs w:val="20"/>
+        </w:rPr>
+      </w:pPr>
+      <w:r>
+        <w:rPr>
+          <w:rFonts w:ascii="Palatino Linotype" w:hAnsi="Palatino Linotype" w:cs="Times New Roman"/>
+          <w:sz w:val="20"/>
+          <w:szCs w:val="20"/>
+        </w:rPr>
+        <w:t>–</w:t>
+      </w:r>
+      <w:r>
+        <w:rPr>
+          <w:rFonts w:ascii="Palatino Linotype" w:hAnsi="Palatino Linotype" w:cs="Times New Roman"/>
+          <w:sz w:val="20"/>
+          <w:szCs w:val="20"/>
+        </w:rPr>
+        <w:t xml:space="preserve"> Ezek amatőr hibák. Az én szakmai hitelességem is rombolod vele.</w:t>
+      </w:r>
+    </w:p>
+    <w:p>
+      <w:pPr>
+        <w:jc w:val="both"/>
+        <w:rPr>
+          <w:rFonts w:ascii="Palatino Linotype" w:hAnsi="Palatino Linotype" w:cs="Times New Roman"/>
+          <w:sz w:val="20"/>
+          <w:szCs w:val="20"/>
+        </w:rPr>
+      </w:pPr>
+      <w:r>
+        <w:rPr>
+          <w:rFonts w:ascii="Palatino Linotype" w:hAnsi="Palatino Linotype" w:cs="Times New Roman"/>
+          <w:sz w:val="20"/>
+          <w:szCs w:val="20"/>
+        </w:rPr>
+        <w:t>–</w:t>
+      </w:r>
+      <w:r>
+        <w:rPr>
+          <w:rFonts w:ascii="Palatino Linotype" w:hAnsi="Palatino Linotype" w:cs="Times New Roman"/>
+          <w:sz w:val="20"/>
+          <w:szCs w:val="20"/>
+        </w:rPr>
+        <w:t xml:space="preserve"> Az egész kurva koncepcióval csak bajod van! Állandóan! </w:t>
+      </w:r>
+      <w:r>
+        <w:rPr>
+          <w:rFonts w:ascii="Palatino Linotype" w:hAnsi="Palatino Linotype" w:cs="Times New Roman"/>
+          <w:sz w:val="20"/>
+          <w:szCs w:val="20"/>
+        </w:rPr>
+        <w:t>Csak épp soha nem volt egyetlen saját ötleted se, amitől bár</w:t>
+      </w:r>
+      <w:r>
+        <w:rPr>
+          <w:rFonts w:ascii="Palatino Linotype" w:hAnsi="Palatino Linotype" w:cs="Times New Roman"/>
+          <w:sz w:val="20"/>
+          <w:szCs w:val="20"/>
+        </w:rPr>
+        <w:t>k</w:t>
+      </w:r>
+      <w:r>
+        <w:rPr>
+          <w:rFonts w:ascii="Palatino Linotype" w:hAnsi="Palatino Linotype" w:cs="Times New Roman"/>
+          <w:sz w:val="20"/>
+          <w:szCs w:val="20"/>
+        </w:rPr>
+        <w:t xml:space="preserve">i megmozdult volna! Te jó vagy mások szövegét kijavítani, én meg azért szívok, </w:t>
+      </w:r>
+      <w:r>
+        <w:rPr>
+          <w:rFonts w:ascii="Palatino Linotype" w:hAnsi="Palatino Linotype" w:cs="Times New Roman"/>
+          <w:sz w:val="20"/>
+          <w:szCs w:val="20"/>
+        </w:rPr>
+        <w:t>hogy egyáltalán beleköthess valamibe</w:t>
+      </w:r>
+      <w:r>
+        <w:rPr>
+          <w:rFonts w:ascii="Palatino Linotype" w:hAnsi="Palatino Linotype" w:cs="Times New Roman"/>
+          <w:sz w:val="20"/>
+          <w:szCs w:val="20"/>
+        </w:rPr>
+        <w:t>!</w:t>
+      </w:r>
+    </w:p>
+    <w:p>
+      <w:pPr>
+        <w:jc w:val="both"/>
+        <w:rPr>
+          <w:rFonts w:ascii="Palatino Linotype" w:hAnsi="Palatino Linotype" w:cs="Times New Roman"/>
+          <w:sz w:val="20"/>
+          <w:szCs w:val="20"/>
+        </w:rPr>
+      </w:pPr>
+      <w:r>
+        <w:rPr>
+          <w:rFonts w:ascii="Palatino Linotype" w:hAnsi="Palatino Linotype" w:cs="Times New Roman"/>
+          <w:sz w:val="20"/>
+          <w:szCs w:val="20"/>
+        </w:rPr>
+        <w:t>Balázs némán figyelte, fogait enyhén összeszorítva. Ádám ingerülten tuszkolta be a laptopot a táskájába.</w:t>
+      </w:r>
+    </w:p>
+    <w:p>
+      <w:pPr>
+        <w:jc w:val="both"/>
+        <w:rPr>
+          <w:rFonts w:ascii="Palatino Linotype" w:hAnsi="Palatino Linotype" w:cs="Times New Roman"/>
+          <w:sz w:val="20"/>
+          <w:szCs w:val="20"/>
+        </w:rPr>
+      </w:pPr>
+      <w:r>
+        <w:rPr>
+          <w:rFonts w:ascii="Palatino Linotype" w:hAnsi="Palatino Linotype" w:cs="Times New Roman"/>
+          <w:sz w:val="20"/>
+          <w:szCs w:val="20"/>
+        </w:rPr>
+        <w:t xml:space="preserve">– Mit gondolsz, ki a faszt érdekel, hogy hányadik pontba írom azt a nyomorult részletet? – emelte fel a hangját. – Te állsz ki a színpadra? Te magyarázod el a befektetőknek? Nem. </w:t>
+      </w:r>
+      <w:r>
+        <w:rPr>
+          <w:rFonts w:ascii="Palatino Linotype" w:hAnsi="Palatino Linotype" w:cs="Times New Roman"/>
+          <w:sz w:val="20"/>
+          <w:szCs w:val="20"/>
+        </w:rPr>
+        <w:t>T</w:t>
+      </w:r>
+      <w:r>
+        <w:rPr>
+          <w:rFonts w:ascii="Palatino Linotype" w:hAnsi="Palatino Linotype" w:cs="Times New Roman"/>
+          <w:sz w:val="20"/>
+          <w:szCs w:val="20"/>
+        </w:rPr>
+        <w:t xml:space="preserve">e akkor is megúsznád, ha most itt </w:t>
+      </w:r>
+      <w:proofErr w:type="spellStart"/>
+      <w:r>
+        <w:rPr>
+          <w:rFonts w:ascii="Palatino Linotype" w:hAnsi="Palatino Linotype" w:cs="Times New Roman"/>
+          <w:sz w:val="20"/>
+          <w:szCs w:val="20"/>
+        </w:rPr>
+        <w:t>összedőlne</w:t>
+      </w:r>
+      <w:proofErr w:type="spellEnd"/>
+      <w:r>
+        <w:rPr>
+          <w:rFonts w:ascii="Palatino Linotype" w:hAnsi="Palatino Linotype" w:cs="Times New Roman"/>
+          <w:sz w:val="20"/>
+          <w:szCs w:val="20"/>
+        </w:rPr>
+        <w:t xml:space="preserve"> minden, mert mindig kimagyarázod magad</w:t>
+      </w:r>
+      <w:r>
+        <w:rPr>
+          <w:rFonts w:ascii="Palatino Linotype" w:hAnsi="Palatino Linotype" w:cs="Times New Roman"/>
+          <w:sz w:val="20"/>
+          <w:szCs w:val="20"/>
+        </w:rPr>
+        <w:t xml:space="preserve">. </w:t>
+      </w:r>
+      <w:r>
+        <w:rPr>
+          <w:rFonts w:ascii="Palatino Linotype" w:hAnsi="Palatino Linotype" w:cs="Times New Roman"/>
+          <w:sz w:val="20"/>
+          <w:szCs w:val="20"/>
+        </w:rPr>
+        <w:t>Csak pofázol a háttérből, mint valami kibaszott</w:t>
+      </w:r>
+      <w:r>
+        <w:rPr>
+          <w:rFonts w:ascii="Palatino Linotype" w:hAnsi="Palatino Linotype" w:cs="Times New Roman"/>
+          <w:sz w:val="20"/>
+          <w:szCs w:val="20"/>
+        </w:rPr>
+        <w:t xml:space="preserve"> istenség</w:t>
+      </w:r>
+      <w:r>
+        <w:rPr>
+          <w:rFonts w:ascii="Palatino Linotype" w:hAnsi="Palatino Linotype" w:cs="Times New Roman"/>
+          <w:sz w:val="20"/>
+          <w:szCs w:val="20"/>
+        </w:rPr>
+        <w:t>.</w:t>
+      </w:r>
+    </w:p>
+    <w:p>
+      <w:pPr>
+        <w:ind w:firstLine="284"/>
+        <w:jc w:val="both"/>
+        <w:rPr>
+          <w:rFonts w:ascii="Palatino Linotype" w:hAnsi="Palatino Linotype" w:cs="Times New Roman"/>
+          <w:sz w:val="20"/>
+          <w:szCs w:val="20"/>
+        </w:rPr>
+      </w:pPr>
+      <w:r>
+        <w:rPr>
+          <w:rFonts w:ascii="Palatino Linotype" w:hAnsi="Palatino Linotype" w:cs="Times New Roman"/>
+          <w:sz w:val="20"/>
+          <w:szCs w:val="20"/>
+        </w:rPr>
+        <w:t>Ádám kapkodva szedte össze a cuccait. Barátja letette az asztalra a laptopot, amin még mindig a fájl volt megnyitva. Közelebb lépett hozzá, de a férfi elhúzódott.</w:t>
+      </w:r>
+    </w:p>
+    <w:p>
+      <w:pPr>
+        <w:jc w:val="both"/>
+        <w:rPr>
+          <w:rFonts w:ascii="Palatino Linotype" w:hAnsi="Palatino Linotype" w:cs="Times New Roman"/>
+          <w:sz w:val="20"/>
+          <w:szCs w:val="20"/>
+        </w:rPr>
+      </w:pPr>
+      <w:r>
+        <w:rPr>
+          <w:rFonts w:ascii="Palatino Linotype" w:hAnsi="Palatino Linotype" w:cs="Times New Roman"/>
+          <w:sz w:val="20"/>
+          <w:szCs w:val="20"/>
+        </w:rPr>
+        <w:t>–</w:t>
+      </w:r>
+      <w:r>
+        <w:rPr>
+          <w:rFonts w:ascii="Palatino Linotype" w:hAnsi="Palatino Linotype" w:cs="Times New Roman"/>
+          <w:sz w:val="20"/>
+          <w:szCs w:val="20"/>
+        </w:rPr>
+        <w:t xml:space="preserve"> Menj haza és pihend ki magad. </w:t>
+      </w:r>
+    </w:p>
+    <w:p>
+      <w:pPr>
+        <w:jc w:val="both"/>
+        <w:rPr>
+          <w:rFonts w:ascii="Palatino Linotype" w:hAnsi="Palatino Linotype" w:cs="Times New Roman"/>
+          <w:sz w:val="20"/>
+          <w:szCs w:val="20"/>
+        </w:rPr>
+      </w:pPr>
+      <w:r>
+        <w:rPr>
+          <w:rFonts w:ascii="Palatino Linotype" w:hAnsi="Palatino Linotype" w:cs="Times New Roman"/>
+          <w:sz w:val="20"/>
+          <w:szCs w:val="20"/>
+        </w:rPr>
+        <w:t>–</w:t>
+      </w:r>
+      <w:r>
+        <w:rPr>
+          <w:rFonts w:ascii="Palatino Linotype" w:hAnsi="Palatino Linotype" w:cs="Times New Roman"/>
+          <w:sz w:val="20"/>
+          <w:szCs w:val="20"/>
+        </w:rPr>
+        <w:t xml:space="preserve"> Nem vagy az apám, a munkatársam vagy, baszd meg! Dolgoznunk kellene, nem arról hallgatnom a </w:t>
+      </w:r>
+      <w:proofErr w:type="spellStart"/>
+      <w:r>
+        <w:rPr>
+          <w:rFonts w:ascii="Palatino Linotype" w:hAnsi="Palatino Linotype" w:cs="Times New Roman"/>
+          <w:sz w:val="20"/>
+          <w:szCs w:val="20"/>
+        </w:rPr>
+        <w:t>vekengésed</w:t>
+      </w:r>
+      <w:proofErr w:type="spellEnd"/>
+      <w:r>
+        <w:rPr>
+          <w:rFonts w:ascii="Palatino Linotype" w:hAnsi="Palatino Linotype" w:cs="Times New Roman"/>
+          <w:sz w:val="20"/>
+          <w:szCs w:val="20"/>
+        </w:rPr>
+        <w:t>, hogy ez a projekt csak akkor nem lenne szar, ha újrakezdenénk és lenne rá egy évünk pluszban. NINCS!</w:t>
+      </w:r>
+      <w:r>
+        <w:rPr>
+          <w:rFonts w:ascii="Palatino Linotype" w:hAnsi="Palatino Linotype" w:cs="Times New Roman"/>
+          <w:sz w:val="20"/>
+          <w:szCs w:val="20"/>
+        </w:rPr>
+        <w:t xml:space="preserve"> </w:t>
+      </w:r>
+    </w:p>
+    <w:p>
+      <w:pPr>
+        <w:jc w:val="both"/>
+        <w:rPr>
+          <w:rFonts w:ascii="Palatino Linotype" w:hAnsi="Palatino Linotype" w:cs="Times New Roman"/>
+          <w:i/>
+          <w:iCs/>
+          <w:sz w:val="20"/>
+          <w:szCs w:val="20"/>
+        </w:rPr>
+      </w:pPr>
+      <w:r>
+        <w:rPr>
+          <w:rFonts w:ascii="Palatino Linotype" w:hAnsi="Palatino Linotype" w:cs="Times New Roman"/>
+          <w:i/>
+          <w:iCs/>
+          <w:sz w:val="20"/>
+          <w:szCs w:val="20"/>
+        </w:rPr>
         <w:t>Most már nemcsak szar üzletember vagyok, hanem szar barát is.</w:t>
       </w:r>
     </w:p>
@@ -3860,7 +4148,25 @@
           <w:sz w:val="20"/>
           <w:szCs w:val="20"/>
         </w:rPr>
-        <w:t xml:space="preserve"> Ez az ötlet jó, Ádám. De amit csinálunk, az csak szétbassza az egészet. A nyertes pályázat nem megoldás most, csak újabb probléma.</w:t>
+        <w:t xml:space="preserve"> Ez az ötlet jó, Ádám. </w:t>
+      </w:r>
+      <w:proofErr w:type="gramStart"/>
+      <w:r>
+        <w:rPr>
+          <w:rFonts w:ascii="Palatino Linotype" w:hAnsi="Palatino Linotype" w:cs="Times New Roman"/>
+          <w:sz w:val="20"/>
+          <w:szCs w:val="20"/>
+        </w:rPr>
+        <w:t>De</w:t>
+      </w:r>
+      <w:proofErr w:type="gramEnd"/>
+      <w:r>
+        <w:rPr>
+          <w:rFonts w:ascii="Palatino Linotype" w:hAnsi="Palatino Linotype" w:cs="Times New Roman"/>
+          <w:sz w:val="20"/>
+          <w:szCs w:val="20"/>
+        </w:rPr>
+        <w:t xml:space="preserve"> amit csinálunk, az csak szétbassza az egészet. A nyertes pályázat nem megoldás most, csak újabb probléma.</w:t>
       </w:r>
     </w:p>
     <w:p>
@@ -3902,7 +4208,25 @@
           <w:sz w:val="20"/>
           <w:szCs w:val="20"/>
         </w:rPr>
-        <w:t xml:space="preserve"> nevetett idegesen és letörölt egy könnycseppet. </w:t>
+        <w:t xml:space="preserve"> nevetett idegesen és </w:t>
+      </w:r>
+      <w:proofErr w:type="spellStart"/>
+      <w:r>
+        <w:rPr>
+          <w:rFonts w:ascii="Palatino Linotype" w:hAnsi="Palatino Linotype" w:cs="Times New Roman"/>
+          <w:sz w:val="20"/>
+          <w:szCs w:val="20"/>
+        </w:rPr>
+        <w:t>letörölt</w:t>
+      </w:r>
+      <w:proofErr w:type="spellEnd"/>
+      <w:r>
+        <w:rPr>
+          <w:rFonts w:ascii="Palatino Linotype" w:hAnsi="Palatino Linotype" w:cs="Times New Roman"/>
+          <w:sz w:val="20"/>
+          <w:szCs w:val="20"/>
+        </w:rPr>
+        <w:t xml:space="preserve"> egy könnycseppet. </w:t>
       </w:r>
       <w:r>
         <w:rPr>
@@ -3968,7 +4292,25 @@
           <w:sz w:val="20"/>
           <w:szCs w:val="20"/>
         </w:rPr>
-        <w:t xml:space="preserve"> Mentjük a menthetőt és nem beszélünk többet arról, amin nem tudunk változtatni a pitchig. Nincs több „ha”, bőven elég azzal szarakodni, amit eddig összehordtunk.</w:t>
+        <w:t xml:space="preserve"> Mentjük a menthetőt és nem beszélünk többet arról, amin nem tudunk változtatni a </w:t>
+      </w:r>
+      <w:proofErr w:type="spellStart"/>
+      <w:r>
+        <w:rPr>
+          <w:rFonts w:ascii="Palatino Linotype" w:hAnsi="Palatino Linotype" w:cs="Times New Roman"/>
+          <w:sz w:val="20"/>
+          <w:szCs w:val="20"/>
+        </w:rPr>
+        <w:t>pitchig</w:t>
+      </w:r>
+      <w:proofErr w:type="spellEnd"/>
+      <w:r>
+        <w:rPr>
+          <w:rFonts w:ascii="Palatino Linotype" w:hAnsi="Palatino Linotype" w:cs="Times New Roman"/>
+          <w:sz w:val="20"/>
+          <w:szCs w:val="20"/>
+        </w:rPr>
+        <w:t>. Nincs több „ha”, bőven elég azzal szarakodni, amit eddig összehordtunk.</w:t>
       </w:r>
     </w:p>
     <w:p>
@@ -4072,24 +4414,78 @@
           <w:sz w:val="20"/>
           <w:szCs w:val="20"/>
         </w:rPr>
-        <w:t xml:space="preserve"> Akárhogy sikerül a pitch, meg akarom ünnepelni én is ezt az egészet. Élvezni akarom a nyarat, amíg még nem verik ránk a büntetőkamatot. Belógni Dua Lipához a Szigetre. Elkeseredett vagyok.</w:t>
-      </w:r>
-    </w:p>
-    <w:p>
-      <w:pPr>
-        <w:rPr>
-          <w:rFonts w:ascii="Palatino Linotype" w:hAnsi="Palatino Linotype" w:cs="Times New Roman"/>
-          <w:sz w:val="20"/>
-          <w:szCs w:val="20"/>
-        </w:rPr>
-      </w:pPr>
-      <w:r>
-        <w:rPr>
-          <w:rFonts w:ascii="Palatino Linotype" w:hAnsi="Palatino Linotype" w:cs="Times New Roman"/>
-          <w:sz w:val="20"/>
-          <w:szCs w:val="20"/>
-        </w:rPr>
-        <w:t xml:space="preserve">Ádám felröhögött, de a szeme sarkából még letörölt egy könnycseppet. </w:t>
+        <w:t xml:space="preserve"> Akárhogy sikerül a </w:t>
+      </w:r>
+      <w:proofErr w:type="spellStart"/>
+      <w:r>
+        <w:rPr>
+          <w:rFonts w:ascii="Palatino Linotype" w:hAnsi="Palatino Linotype" w:cs="Times New Roman"/>
+          <w:sz w:val="20"/>
+          <w:szCs w:val="20"/>
+        </w:rPr>
+        <w:t>pitch</w:t>
+      </w:r>
+      <w:proofErr w:type="spellEnd"/>
+      <w:r>
+        <w:rPr>
+          <w:rFonts w:ascii="Palatino Linotype" w:hAnsi="Palatino Linotype" w:cs="Times New Roman"/>
+          <w:sz w:val="20"/>
+          <w:szCs w:val="20"/>
+        </w:rPr>
+        <w:t xml:space="preserve">, meg akarom ünnepelni én is ezt az egészet. Élvezni akarom a nyarat, amíg még nem verik ránk a büntetőkamatot. Belógni </w:t>
+      </w:r>
+      <w:proofErr w:type="spellStart"/>
+      <w:r>
+        <w:rPr>
+          <w:rFonts w:ascii="Palatino Linotype" w:hAnsi="Palatino Linotype" w:cs="Times New Roman"/>
+          <w:sz w:val="20"/>
+          <w:szCs w:val="20"/>
+        </w:rPr>
+        <w:t>Dua</w:t>
+      </w:r>
+      <w:proofErr w:type="spellEnd"/>
+      <w:r>
+        <w:rPr>
+          <w:rFonts w:ascii="Palatino Linotype" w:hAnsi="Palatino Linotype" w:cs="Times New Roman"/>
+          <w:sz w:val="20"/>
+          <w:szCs w:val="20"/>
+        </w:rPr>
+        <w:t xml:space="preserve"> Lipához a Szigetre. Elkeseredett vagyok.</w:t>
+      </w:r>
+    </w:p>
+    <w:p>
+      <w:pPr>
+        <w:rPr>
+          <w:rFonts w:ascii="Palatino Linotype" w:hAnsi="Palatino Linotype" w:cs="Times New Roman"/>
+          <w:sz w:val="20"/>
+          <w:szCs w:val="20"/>
+        </w:rPr>
+      </w:pPr>
+      <w:r>
+        <w:rPr>
+          <w:rFonts w:ascii="Palatino Linotype" w:hAnsi="Palatino Linotype" w:cs="Times New Roman"/>
+          <w:sz w:val="20"/>
+          <w:szCs w:val="20"/>
+        </w:rPr>
+        <w:t xml:space="preserve">Ádám felröhögött, de a szeme sarkából még </w:t>
+      </w:r>
+      <w:proofErr w:type="spellStart"/>
+      <w:r>
+        <w:rPr>
+          <w:rFonts w:ascii="Palatino Linotype" w:hAnsi="Palatino Linotype" w:cs="Times New Roman"/>
+          <w:sz w:val="20"/>
+          <w:szCs w:val="20"/>
+        </w:rPr>
+        <w:t>letörölt</w:t>
+      </w:r>
+      <w:proofErr w:type="spellEnd"/>
+      <w:r>
+        <w:rPr>
+          <w:rFonts w:ascii="Palatino Linotype" w:hAnsi="Palatino Linotype" w:cs="Times New Roman"/>
+          <w:sz w:val="20"/>
+          <w:szCs w:val="20"/>
+        </w:rPr>
+        <w:t xml:space="preserve"> egy könnycseppet. </w:t>
       </w:r>
       <w:r>
         <w:rPr>
@@ -4156,7 +4552,41 @@
           <w:sz w:val="20"/>
           <w:szCs w:val="20"/>
         </w:rPr>
-        <w:t>Balázs szájához emelte a bögréjét, de nem kortyolt belőle. Ránézett Ádámra és elvigyorodott.</w:t>
+        <w:t xml:space="preserve">Balázs szájához emelte a bögréjét, de nem kortyolt belőle. </w:t>
+      </w:r>
+      <w:r>
+        <w:rPr>
+          <w:rFonts w:ascii="Palatino Linotype" w:hAnsi="Palatino Linotype" w:cs="Times New Roman"/>
+          <w:sz w:val="20"/>
+          <w:szCs w:val="20"/>
+        </w:rPr>
+        <w:t xml:space="preserve">Szemeivel </w:t>
+      </w:r>
+      <w:proofErr w:type="spellStart"/>
+      <w:r>
+        <w:rPr>
+          <w:rFonts w:ascii="Palatino Linotype" w:hAnsi="Palatino Linotype" w:cs="Times New Roman"/>
+          <w:sz w:val="20"/>
+          <w:szCs w:val="20"/>
+        </w:rPr>
+        <w:t>végigpásztázta</w:t>
+      </w:r>
+      <w:proofErr w:type="spellEnd"/>
+      <w:r>
+        <w:rPr>
+          <w:rFonts w:ascii="Palatino Linotype" w:hAnsi="Palatino Linotype" w:cs="Times New Roman"/>
+          <w:sz w:val="20"/>
+          <w:szCs w:val="20"/>
+        </w:rPr>
+        <w:t xml:space="preserve"> Ádámot</w:t>
+      </w:r>
+      <w:r>
+        <w:rPr>
+          <w:rFonts w:ascii="Palatino Linotype" w:hAnsi="Palatino Linotype" w:cs="Times New Roman"/>
+          <w:sz w:val="20"/>
+          <w:szCs w:val="20"/>
+        </w:rPr>
+        <w:t>.</w:t>
       </w:r>
     </w:p>
     <w:p>
